--- a/ShopConnect_PriseDeNotes.docx
+++ b/ShopConnect_PriseDeNotes.docx
@@ -40,8 +40,13 @@
         <w:pStyle w:val="Titre3"/>
         <w:jc w:val="both"/>
       </w:pPr>
-      <w:r>
-        <w:t>AvisController :</w:t>
+      <w:proofErr w:type="spellStart"/>
+      <w:r>
+        <w:t>AvisController</w:t>
+      </w:r>
+      <w:proofErr w:type="spellEnd"/>
+      <w:r>
+        <w:t xml:space="preserve"> :</w:t>
       </w:r>
     </w:p>
     <w:p>
@@ -61,8 +66,13 @@
         <w:pStyle w:val="Titre4"/>
         <w:jc w:val="both"/>
       </w:pPr>
-      <w:r>
-        <w:t>getAllAvis() :</w:t>
+      <w:proofErr w:type="spellStart"/>
+      <w:r>
+        <w:t>getAllAvis</w:t>
+      </w:r>
+      <w:proofErr w:type="spellEnd"/>
+      <w:r>
+        <w:t>() :</w:t>
       </w:r>
     </w:p>
     <w:p>
@@ -118,8 +128,13 @@
         <w:pStyle w:val="Titre4"/>
         <w:jc w:val="both"/>
       </w:pPr>
-      <w:r>
-        <w:t>getAvisById(Long id) :</w:t>
+      <w:proofErr w:type="spellStart"/>
+      <w:r>
+        <w:t>getAvisById</w:t>
+      </w:r>
+      <w:proofErr w:type="spellEnd"/>
+      <w:r>
+        <w:t>(Long id) :</w:t>
       </w:r>
     </w:p>
     <w:p>
@@ -175,8 +190,13 @@
         <w:pStyle w:val="Titre4"/>
         <w:jc w:val="both"/>
       </w:pPr>
-      <w:r>
-        <w:t>createAvis(Avis avis) :</w:t>
+      <w:proofErr w:type="spellStart"/>
+      <w:r>
+        <w:t>createAvis</w:t>
+      </w:r>
+      <w:proofErr w:type="spellEnd"/>
+      <w:r>
+        <w:t>(Avis avis) :</w:t>
       </w:r>
     </w:p>
     <w:p>
@@ -232,8 +252,21 @@
         <w:pStyle w:val="Titre4"/>
         <w:jc w:val="both"/>
       </w:pPr>
-      <w:r>
-        <w:t>updateAvis(Long id, Avis updatedAvis) :</w:t>
+      <w:proofErr w:type="spellStart"/>
+      <w:r>
+        <w:t>updateAvis</w:t>
+      </w:r>
+      <w:proofErr w:type="spellEnd"/>
+      <w:r>
+        <w:t xml:space="preserve">(Long id, Avis </w:t>
+      </w:r>
+      <w:proofErr w:type="spellStart"/>
+      <w:r>
+        <w:t>updatedAvis</w:t>
+      </w:r>
+      <w:proofErr w:type="spellEnd"/>
+      <w:r>
+        <w:t>) :</w:t>
       </w:r>
     </w:p>
     <w:p>
@@ -289,8 +322,13 @@
         <w:pStyle w:val="Titre4"/>
         <w:jc w:val="both"/>
       </w:pPr>
-      <w:r>
-        <w:t>deleteAvis(Long id) :</w:t>
+      <w:proofErr w:type="spellStart"/>
+      <w:r>
+        <w:t>deleteAvis</w:t>
+      </w:r>
+      <w:proofErr w:type="spellEnd"/>
+      <w:r>
+        <w:t>(Long id) :</w:t>
       </w:r>
     </w:p>
     <w:p>
@@ -373,8 +411,13 @@
         <w:pStyle w:val="Titre3"/>
         <w:jc w:val="both"/>
       </w:pPr>
-      <w:r>
-        <w:t>AvisService :</w:t>
+      <w:proofErr w:type="spellStart"/>
+      <w:r>
+        <w:t>AvisService</w:t>
+      </w:r>
+      <w:proofErr w:type="spellEnd"/>
+      <w:r>
+        <w:t xml:space="preserve"> :</w:t>
       </w:r>
     </w:p>
     <w:p>
@@ -390,12 +433,21 @@
           <w:szCs w:val="22"/>
         </w:rPr>
       </w:pPr>
-      <w:r>
-        <w:rPr>
-          <w:color w:val="644030" w:themeColor="accent3" w:themeShade="BF"/>
-          <w:szCs w:val="22"/>
-        </w:rPr>
-        <w:t>getAllAvis() : Récupère tous les avis de la base de données et les renvoie.</w:t>
+      <w:proofErr w:type="spellStart"/>
+      <w:r>
+        <w:rPr>
+          <w:color w:val="644030" w:themeColor="accent3" w:themeShade="BF"/>
+          <w:szCs w:val="22"/>
+        </w:rPr>
+        <w:t>getAllAvis</w:t>
+      </w:r>
+      <w:proofErr w:type="spellEnd"/>
+      <w:r>
+        <w:rPr>
+          <w:color w:val="644030" w:themeColor="accent3" w:themeShade="BF"/>
+          <w:szCs w:val="22"/>
+        </w:rPr>
+        <w:t>() : Récupère tous les avis de la base de données et les renvoie.</w:t>
       </w:r>
     </w:p>
     <w:p>
@@ -411,12 +463,21 @@
           <w:szCs w:val="22"/>
         </w:rPr>
       </w:pPr>
-      <w:r>
-        <w:rPr>
-          <w:color w:val="644030" w:themeColor="accent3" w:themeShade="BF"/>
-          <w:szCs w:val="22"/>
-        </w:rPr>
-        <w:t>getAvisById(Long id) : Récupère un avis spécifique selon l'ID fourni.</w:t>
+      <w:proofErr w:type="spellStart"/>
+      <w:r>
+        <w:rPr>
+          <w:color w:val="644030" w:themeColor="accent3" w:themeShade="BF"/>
+          <w:szCs w:val="22"/>
+        </w:rPr>
+        <w:t>getAvisById</w:t>
+      </w:r>
+      <w:proofErr w:type="spellEnd"/>
+      <w:r>
+        <w:rPr>
+          <w:color w:val="644030" w:themeColor="accent3" w:themeShade="BF"/>
+          <w:szCs w:val="22"/>
+        </w:rPr>
+        <w:t>(Long id) : Récupère un avis spécifique selon l'ID fourni.</w:t>
       </w:r>
     </w:p>
     <w:p>
@@ -432,12 +493,21 @@
           <w:szCs w:val="22"/>
         </w:rPr>
       </w:pPr>
-      <w:r>
-        <w:rPr>
-          <w:color w:val="644030" w:themeColor="accent3" w:themeShade="BF"/>
-          <w:szCs w:val="22"/>
-        </w:rPr>
-        <w:t>saveAvis(Avis avis) : Sauvegarde un nouvel avis dans la base de données.</w:t>
+      <w:proofErr w:type="spellStart"/>
+      <w:r>
+        <w:rPr>
+          <w:color w:val="644030" w:themeColor="accent3" w:themeShade="BF"/>
+          <w:szCs w:val="22"/>
+        </w:rPr>
+        <w:t>saveAvis</w:t>
+      </w:r>
+      <w:proofErr w:type="spellEnd"/>
+      <w:r>
+        <w:rPr>
+          <w:color w:val="644030" w:themeColor="accent3" w:themeShade="BF"/>
+          <w:szCs w:val="22"/>
+        </w:rPr>
+        <w:t>(Avis avis) : Sauvegarde un nouvel avis dans la base de données.</w:t>
       </w:r>
     </w:p>
     <w:p>
@@ -453,12 +523,37 @@
           <w:szCs w:val="22"/>
         </w:rPr>
       </w:pPr>
-      <w:r>
-        <w:rPr>
-          <w:color w:val="644030" w:themeColor="accent3" w:themeShade="BF"/>
-          <w:szCs w:val="22"/>
-        </w:rPr>
-        <w:t>updateAvis(Long id, Avis updatedAvis) : Met à jour un avis existant en utilisant l'ID et les nouvelles informations.</w:t>
+      <w:proofErr w:type="spellStart"/>
+      <w:r>
+        <w:rPr>
+          <w:color w:val="644030" w:themeColor="accent3" w:themeShade="BF"/>
+          <w:szCs w:val="22"/>
+        </w:rPr>
+        <w:t>updateAvis</w:t>
+      </w:r>
+      <w:proofErr w:type="spellEnd"/>
+      <w:r>
+        <w:rPr>
+          <w:color w:val="644030" w:themeColor="accent3" w:themeShade="BF"/>
+          <w:szCs w:val="22"/>
+        </w:rPr>
+        <w:t xml:space="preserve">(Long id, Avis </w:t>
+      </w:r>
+      <w:proofErr w:type="spellStart"/>
+      <w:r>
+        <w:rPr>
+          <w:color w:val="644030" w:themeColor="accent3" w:themeShade="BF"/>
+          <w:szCs w:val="22"/>
+        </w:rPr>
+        <w:t>updatedAvis</w:t>
+      </w:r>
+      <w:proofErr w:type="spellEnd"/>
+      <w:r>
+        <w:rPr>
+          <w:color w:val="644030" w:themeColor="accent3" w:themeShade="BF"/>
+          <w:szCs w:val="22"/>
+        </w:rPr>
+        <w:t>) : Met à jour un avis existant en utilisant l'ID et les nouvelles informations.</w:t>
       </w:r>
     </w:p>
     <w:p>
@@ -474,12 +569,21 @@
           <w:szCs w:val="22"/>
         </w:rPr>
       </w:pPr>
-      <w:r>
-        <w:rPr>
-          <w:color w:val="644030" w:themeColor="accent3" w:themeShade="BF"/>
-          <w:szCs w:val="22"/>
-        </w:rPr>
-        <w:t>deleteAvis(Long id) : Supprime un avis spécifique de la base de données en fonction de l'ID fourni.</w:t>
+      <w:proofErr w:type="spellStart"/>
+      <w:r>
+        <w:rPr>
+          <w:color w:val="644030" w:themeColor="accent3" w:themeShade="BF"/>
+          <w:szCs w:val="22"/>
+        </w:rPr>
+        <w:t>deleteAvis</w:t>
+      </w:r>
+      <w:proofErr w:type="spellEnd"/>
+      <w:r>
+        <w:rPr>
+          <w:color w:val="644030" w:themeColor="accent3" w:themeShade="BF"/>
+          <w:szCs w:val="22"/>
+        </w:rPr>
+        <w:t>(Long id) : Supprime un avis spécifique de la base de données en fonction de l'ID fourni.</w:t>
       </w:r>
     </w:p>
     <w:p>
@@ -506,8 +610,13 @@
         <w:pStyle w:val="Titre3"/>
         <w:jc w:val="both"/>
       </w:pPr>
-      <w:r>
-        <w:t xml:space="preserve">BoutiqueController </w:t>
+      <w:proofErr w:type="spellStart"/>
+      <w:r>
+        <w:t>BoutiqueController</w:t>
+      </w:r>
+      <w:proofErr w:type="spellEnd"/>
+      <w:r>
+        <w:t xml:space="preserve"> </w:t>
       </w:r>
     </w:p>
     <w:p>
@@ -515,9 +624,14 @@
         <w:pStyle w:val="Titre4"/>
         <w:jc w:val="both"/>
       </w:pPr>
+      <w:proofErr w:type="spellStart"/>
       <w:r>
         <w:lastRenderedPageBreak/>
-        <w:t>getAllBoutiques() :</w:t>
+        <w:t>getAllBoutiques</w:t>
+      </w:r>
+      <w:proofErr w:type="spellEnd"/>
+      <w:r>
+        <w:t>() :</w:t>
       </w:r>
     </w:p>
     <w:p>
@@ -573,8 +687,13 @@
         <w:pStyle w:val="Titre4"/>
         <w:jc w:val="both"/>
       </w:pPr>
-      <w:r>
-        <w:t>getBoutiqueById(Long id) :</w:t>
+      <w:proofErr w:type="spellStart"/>
+      <w:r>
+        <w:t>getBoutiqueById</w:t>
+      </w:r>
+      <w:proofErr w:type="spellEnd"/>
+      <w:r>
+        <w:t>(Long id) :</w:t>
       </w:r>
     </w:p>
     <w:p>
@@ -630,8 +749,13 @@
         <w:pStyle w:val="Titre4"/>
         <w:jc w:val="both"/>
       </w:pPr>
-      <w:r>
-        <w:t>createBoutique(Boutique boutique) :</w:t>
+      <w:proofErr w:type="spellStart"/>
+      <w:r>
+        <w:t>createBoutique</w:t>
+      </w:r>
+      <w:proofErr w:type="spellEnd"/>
+      <w:r>
+        <w:t>(Boutique boutique) :</w:t>
       </w:r>
     </w:p>
     <w:p>
@@ -687,8 +811,21 @@
         <w:pStyle w:val="Titre4"/>
         <w:jc w:val="both"/>
       </w:pPr>
-      <w:r>
-        <w:t>updateBoutique(Long id, Boutique updatedBoutique) :</w:t>
+      <w:proofErr w:type="spellStart"/>
+      <w:r>
+        <w:t>updateBoutique</w:t>
+      </w:r>
+      <w:proofErr w:type="spellEnd"/>
+      <w:r>
+        <w:t xml:space="preserve">(Long id, Boutique </w:t>
+      </w:r>
+      <w:proofErr w:type="spellStart"/>
+      <w:r>
+        <w:t>updatedBoutique</w:t>
+      </w:r>
+      <w:proofErr w:type="spellEnd"/>
+      <w:r>
+        <w:t>) :</w:t>
       </w:r>
     </w:p>
     <w:p>
@@ -744,8 +881,13 @@
         <w:pStyle w:val="Titre4"/>
         <w:jc w:val="both"/>
       </w:pPr>
-      <w:r>
-        <w:t>deleteBoutique(Long id) :</w:t>
+      <w:proofErr w:type="spellStart"/>
+      <w:r>
+        <w:t>deleteBoutique</w:t>
+      </w:r>
+      <w:proofErr w:type="spellEnd"/>
+      <w:r>
+        <w:t>(Long id) :</w:t>
       </w:r>
     </w:p>
     <w:p>
@@ -801,9 +943,11 @@
         <w:pStyle w:val="Titre3"/>
         <w:jc w:val="both"/>
       </w:pPr>
+      <w:proofErr w:type="spellStart"/>
       <w:r>
         <w:t>BoutiqueService</w:t>
       </w:r>
+      <w:proofErr w:type="spellEnd"/>
     </w:p>
     <w:p>
       <w:pPr>
@@ -818,12 +962,21 @@
           <w:szCs w:val="22"/>
         </w:rPr>
       </w:pPr>
-      <w:r>
-        <w:rPr>
-          <w:color w:val="644030" w:themeColor="accent3" w:themeShade="BF"/>
-          <w:szCs w:val="22"/>
-        </w:rPr>
-        <w:t>getAllBoutiques() : Récupère toutes les boutiques de la base de données.</w:t>
+      <w:proofErr w:type="spellStart"/>
+      <w:r>
+        <w:rPr>
+          <w:color w:val="644030" w:themeColor="accent3" w:themeShade="BF"/>
+          <w:szCs w:val="22"/>
+        </w:rPr>
+        <w:t>getAllBoutiques</w:t>
+      </w:r>
+      <w:proofErr w:type="spellEnd"/>
+      <w:r>
+        <w:rPr>
+          <w:color w:val="644030" w:themeColor="accent3" w:themeShade="BF"/>
+          <w:szCs w:val="22"/>
+        </w:rPr>
+        <w:t>() : Récupère toutes les boutiques de la base de données.</w:t>
       </w:r>
     </w:p>
     <w:p>
@@ -839,12 +992,21 @@
           <w:szCs w:val="22"/>
         </w:rPr>
       </w:pPr>
-      <w:r>
-        <w:rPr>
-          <w:color w:val="644030" w:themeColor="accent3" w:themeShade="BF"/>
-          <w:szCs w:val="22"/>
-        </w:rPr>
-        <w:t>getBoutiqueById(Long id) : Récupère une boutique spécifique selon l'ID fourni.</w:t>
+      <w:proofErr w:type="spellStart"/>
+      <w:r>
+        <w:rPr>
+          <w:color w:val="644030" w:themeColor="accent3" w:themeShade="BF"/>
+          <w:szCs w:val="22"/>
+        </w:rPr>
+        <w:t>getBoutiqueById</w:t>
+      </w:r>
+      <w:proofErr w:type="spellEnd"/>
+      <w:r>
+        <w:rPr>
+          <w:color w:val="644030" w:themeColor="accent3" w:themeShade="BF"/>
+          <w:szCs w:val="22"/>
+        </w:rPr>
+        <w:t>(Long id) : Récupère une boutique spécifique selon l'ID fourni.</w:t>
       </w:r>
     </w:p>
     <w:p>
@@ -860,12 +1022,21 @@
           <w:szCs w:val="22"/>
         </w:rPr>
       </w:pPr>
-      <w:r>
-        <w:rPr>
-          <w:color w:val="644030" w:themeColor="accent3" w:themeShade="BF"/>
-          <w:szCs w:val="22"/>
-        </w:rPr>
-        <w:t>saveBoutique(Boutique boutique) : Sauvegarde une nouvelle boutique dans la base de données.</w:t>
+      <w:proofErr w:type="spellStart"/>
+      <w:r>
+        <w:rPr>
+          <w:color w:val="644030" w:themeColor="accent3" w:themeShade="BF"/>
+          <w:szCs w:val="22"/>
+        </w:rPr>
+        <w:t>saveBoutique</w:t>
+      </w:r>
+      <w:proofErr w:type="spellEnd"/>
+      <w:r>
+        <w:rPr>
+          <w:color w:val="644030" w:themeColor="accent3" w:themeShade="BF"/>
+          <w:szCs w:val="22"/>
+        </w:rPr>
+        <w:t>(Boutique boutique) : Sauvegarde une nouvelle boutique dans la base de données.</w:t>
       </w:r>
     </w:p>
     <w:p>
@@ -881,12 +1052,37 @@
           <w:szCs w:val="22"/>
         </w:rPr>
       </w:pPr>
-      <w:r>
-        <w:rPr>
-          <w:color w:val="644030" w:themeColor="accent3" w:themeShade="BF"/>
-          <w:szCs w:val="22"/>
-        </w:rPr>
-        <w:t>updateBoutique(Long id, Boutique updatedBoutique) : Met à jour une boutique existante avec les nouvelles informations.</w:t>
+      <w:proofErr w:type="spellStart"/>
+      <w:r>
+        <w:rPr>
+          <w:color w:val="644030" w:themeColor="accent3" w:themeShade="BF"/>
+          <w:szCs w:val="22"/>
+        </w:rPr>
+        <w:t>updateBoutique</w:t>
+      </w:r>
+      <w:proofErr w:type="spellEnd"/>
+      <w:r>
+        <w:rPr>
+          <w:color w:val="644030" w:themeColor="accent3" w:themeShade="BF"/>
+          <w:szCs w:val="22"/>
+        </w:rPr>
+        <w:t xml:space="preserve">(Long id, Boutique </w:t>
+      </w:r>
+      <w:proofErr w:type="spellStart"/>
+      <w:r>
+        <w:rPr>
+          <w:color w:val="644030" w:themeColor="accent3" w:themeShade="BF"/>
+          <w:szCs w:val="22"/>
+        </w:rPr>
+        <w:t>updatedBoutique</w:t>
+      </w:r>
+      <w:proofErr w:type="spellEnd"/>
+      <w:r>
+        <w:rPr>
+          <w:color w:val="644030" w:themeColor="accent3" w:themeShade="BF"/>
+          <w:szCs w:val="22"/>
+        </w:rPr>
+        <w:t>) : Met à jour une boutique existante avec les nouvelles informations.</w:t>
       </w:r>
     </w:p>
     <w:p>
@@ -902,12 +1098,21 @@
           <w:szCs w:val="22"/>
         </w:rPr>
       </w:pPr>
-      <w:r>
-        <w:rPr>
-          <w:color w:val="644030" w:themeColor="accent3" w:themeShade="BF"/>
-          <w:szCs w:val="22"/>
-        </w:rPr>
-        <w:t>deleteBoutique(Long id) : Supprime une boutique spécifique de la base de données en fonction de l'ID fourni.</w:t>
+      <w:proofErr w:type="spellStart"/>
+      <w:r>
+        <w:rPr>
+          <w:color w:val="644030" w:themeColor="accent3" w:themeShade="BF"/>
+          <w:szCs w:val="22"/>
+        </w:rPr>
+        <w:t>deleteBoutique</w:t>
+      </w:r>
+      <w:proofErr w:type="spellEnd"/>
+      <w:r>
+        <w:rPr>
+          <w:color w:val="644030" w:themeColor="accent3" w:themeShade="BF"/>
+          <w:szCs w:val="22"/>
+        </w:rPr>
+        <w:t>(Long id) : Supprime une boutique spécifique de la base de données en fonction de l'ID fourni.</w:t>
       </w:r>
     </w:p>
     <w:p>
@@ -925,17 +1130,24 @@
         <w:pStyle w:val="Titre2"/>
         <w:jc w:val="both"/>
       </w:pPr>
+      <w:proofErr w:type="spellStart"/>
       <w:r>
         <w:t>Categorie</w:t>
       </w:r>
+      <w:proofErr w:type="spellEnd"/>
     </w:p>
     <w:p>
       <w:pPr>
         <w:pStyle w:val="Titre3"/>
         <w:jc w:val="both"/>
       </w:pPr>
-      <w:r>
-        <w:t>CategorieController :</w:t>
+      <w:proofErr w:type="spellStart"/>
+      <w:r>
+        <w:t>CategorieController</w:t>
+      </w:r>
+      <w:proofErr w:type="spellEnd"/>
+      <w:r>
+        <w:t xml:space="preserve"> :</w:t>
       </w:r>
     </w:p>
     <w:p>
@@ -943,8 +1155,13 @@
         <w:pStyle w:val="Titre4"/>
         <w:jc w:val="both"/>
       </w:pPr>
-      <w:r>
-        <w:t>getAllCategories() :</w:t>
+      <w:proofErr w:type="spellStart"/>
+      <w:r>
+        <w:t>getAllCategories</w:t>
+      </w:r>
+      <w:proofErr w:type="spellEnd"/>
+      <w:r>
+        <w:t>() :</w:t>
       </w:r>
     </w:p>
     <w:p>
@@ -992,16 +1209,30 @@
           <w:color w:val="644030" w:themeColor="accent3" w:themeShade="BF"/>
           <w:szCs w:val="22"/>
         </w:rPr>
-        <w:t>URL : /api/categories</w:t>
-      </w:r>
+        <w:t>URL : /api/</w:t>
+      </w:r>
+      <w:proofErr w:type="spellStart"/>
+      <w:r>
+        <w:rPr>
+          <w:color w:val="644030" w:themeColor="accent3" w:themeShade="BF"/>
+          <w:szCs w:val="22"/>
+        </w:rPr>
+        <w:t>categories</w:t>
+      </w:r>
+      <w:proofErr w:type="spellEnd"/>
     </w:p>
     <w:p>
       <w:pPr>
         <w:pStyle w:val="Titre4"/>
         <w:jc w:val="both"/>
       </w:pPr>
-      <w:r>
-        <w:t>getCategorieById(Long id) :</w:t>
+      <w:proofErr w:type="spellStart"/>
+      <w:r>
+        <w:t>getCategorieById</w:t>
+      </w:r>
+      <w:proofErr w:type="spellEnd"/>
+      <w:r>
+        <w:t>(Long id) :</w:t>
       </w:r>
     </w:p>
     <w:p>
@@ -1049,7 +1280,23 @@
           <w:color w:val="644030" w:themeColor="accent3" w:themeShade="BF"/>
           <w:szCs w:val="22"/>
         </w:rPr>
-        <w:t>URL : /api/categories/{id}</w:t>
+        <w:t>URL : /api/</w:t>
+      </w:r>
+      <w:proofErr w:type="spellStart"/>
+      <w:r>
+        <w:rPr>
+          <w:color w:val="644030" w:themeColor="accent3" w:themeShade="BF"/>
+          <w:szCs w:val="22"/>
+        </w:rPr>
+        <w:t>categories</w:t>
+      </w:r>
+      <w:proofErr w:type="spellEnd"/>
+      <w:r>
+        <w:rPr>
+          <w:color w:val="644030" w:themeColor="accent3" w:themeShade="BF"/>
+          <w:szCs w:val="22"/>
+        </w:rPr>
+        <w:t>/{id}</w:t>
       </w:r>
     </w:p>
     <w:p>
@@ -1057,8 +1304,29 @@
         <w:pStyle w:val="Titre4"/>
         <w:jc w:val="both"/>
       </w:pPr>
-      <w:r>
-        <w:t>createCategorie(Categorie categorie) :</w:t>
+      <w:proofErr w:type="spellStart"/>
+      <w:r>
+        <w:t>createCategorie</w:t>
+      </w:r>
+      <w:proofErr w:type="spellEnd"/>
+      <w:r>
+        <w:t>(</w:t>
+      </w:r>
+      <w:proofErr w:type="spellStart"/>
+      <w:r>
+        <w:t>Categorie</w:t>
+      </w:r>
+      <w:proofErr w:type="spellEnd"/>
+      <w:r>
+        <w:t xml:space="preserve"> </w:t>
+      </w:r>
+      <w:proofErr w:type="spellStart"/>
+      <w:r>
+        <w:t>categorie</w:t>
+      </w:r>
+      <w:proofErr w:type="spellEnd"/>
+      <w:r>
+        <w:t>) :</w:t>
       </w:r>
     </w:p>
     <w:p>
@@ -1107,16 +1375,46 @@
           <w:color w:val="644030" w:themeColor="accent3" w:themeShade="BF"/>
           <w:szCs w:val="22"/>
         </w:rPr>
-        <w:t>URL : /api/categories</w:t>
-      </w:r>
+        <w:t>URL : /api/</w:t>
+      </w:r>
+      <w:proofErr w:type="spellStart"/>
+      <w:r>
+        <w:rPr>
+          <w:color w:val="644030" w:themeColor="accent3" w:themeShade="BF"/>
+          <w:szCs w:val="22"/>
+        </w:rPr>
+        <w:t>categories</w:t>
+      </w:r>
+      <w:proofErr w:type="spellEnd"/>
     </w:p>
     <w:p>
       <w:pPr>
         <w:pStyle w:val="Titre4"/>
         <w:jc w:val="both"/>
       </w:pPr>
-      <w:r>
-        <w:t>updateCategorie(Long id, Categorie updatedCategorie) :</w:t>
+      <w:proofErr w:type="spellStart"/>
+      <w:r>
+        <w:t>updateCategorie</w:t>
+      </w:r>
+      <w:proofErr w:type="spellEnd"/>
+      <w:r>
+        <w:t xml:space="preserve">(Long id, </w:t>
+      </w:r>
+      <w:proofErr w:type="spellStart"/>
+      <w:r>
+        <w:t>Categorie</w:t>
+      </w:r>
+      <w:proofErr w:type="spellEnd"/>
+      <w:r>
+        <w:t xml:space="preserve"> </w:t>
+      </w:r>
+      <w:proofErr w:type="spellStart"/>
+      <w:r>
+        <w:t>updatedCategorie</w:t>
+      </w:r>
+      <w:proofErr w:type="spellEnd"/>
+      <w:r>
+        <w:t>) :</w:t>
       </w:r>
     </w:p>
     <w:p>
@@ -1164,7 +1462,23 @@
           <w:color w:val="644030" w:themeColor="accent3" w:themeShade="BF"/>
           <w:szCs w:val="22"/>
         </w:rPr>
-        <w:t>URL : /api/categories/{id}</w:t>
+        <w:t>URL : /api/</w:t>
+      </w:r>
+      <w:proofErr w:type="spellStart"/>
+      <w:r>
+        <w:rPr>
+          <w:color w:val="644030" w:themeColor="accent3" w:themeShade="BF"/>
+          <w:szCs w:val="22"/>
+        </w:rPr>
+        <w:t>categories</w:t>
+      </w:r>
+      <w:proofErr w:type="spellEnd"/>
+      <w:r>
+        <w:rPr>
+          <w:color w:val="644030" w:themeColor="accent3" w:themeShade="BF"/>
+          <w:szCs w:val="22"/>
+        </w:rPr>
+        <w:t>/{id}</w:t>
       </w:r>
     </w:p>
     <w:p>
@@ -1181,8 +1495,13 @@
         <w:pStyle w:val="Titre4"/>
         <w:jc w:val="both"/>
       </w:pPr>
-      <w:r>
-        <w:t>deleteCategorie(Long id) :</w:t>
+      <w:proofErr w:type="spellStart"/>
+      <w:r>
+        <w:t>deleteCategorie</w:t>
+      </w:r>
+      <w:proofErr w:type="spellEnd"/>
+      <w:r>
+        <w:t>(Long id) :</w:t>
       </w:r>
     </w:p>
     <w:p>
@@ -1230,7 +1549,23 @@
           <w:color w:val="644030" w:themeColor="accent3" w:themeShade="BF"/>
           <w:szCs w:val="22"/>
         </w:rPr>
-        <w:t>URL : /api/categories/{id}</w:t>
+        <w:t>URL : /api/</w:t>
+      </w:r>
+      <w:proofErr w:type="spellStart"/>
+      <w:r>
+        <w:rPr>
+          <w:color w:val="644030" w:themeColor="accent3" w:themeShade="BF"/>
+          <w:szCs w:val="22"/>
+        </w:rPr>
+        <w:t>categories</w:t>
+      </w:r>
+      <w:proofErr w:type="spellEnd"/>
+      <w:r>
+        <w:rPr>
+          <w:color w:val="644030" w:themeColor="accent3" w:themeShade="BF"/>
+          <w:szCs w:val="22"/>
+        </w:rPr>
+        <w:t>/{id}</w:t>
       </w:r>
     </w:p>
     <w:p>
@@ -1238,8 +1573,13 @@
         <w:pStyle w:val="Titre3"/>
         <w:jc w:val="both"/>
       </w:pPr>
-      <w:r>
-        <w:t>CategorieService :</w:t>
+      <w:proofErr w:type="spellStart"/>
+      <w:r>
+        <w:t>CategorieService</w:t>
+      </w:r>
+      <w:proofErr w:type="spellEnd"/>
+      <w:r>
+        <w:t xml:space="preserve"> :</w:t>
       </w:r>
     </w:p>
     <w:p>
@@ -1255,12 +1595,21 @@
           <w:szCs w:val="22"/>
         </w:rPr>
       </w:pPr>
-      <w:r>
-        <w:rPr>
-          <w:color w:val="644030" w:themeColor="accent3" w:themeShade="BF"/>
-          <w:szCs w:val="22"/>
-        </w:rPr>
-        <w:t>getAllCategories() : Récupère toutes les catégories de la base de données.</w:t>
+      <w:proofErr w:type="spellStart"/>
+      <w:r>
+        <w:rPr>
+          <w:color w:val="644030" w:themeColor="accent3" w:themeShade="BF"/>
+          <w:szCs w:val="22"/>
+        </w:rPr>
+        <w:t>getAllCategories</w:t>
+      </w:r>
+      <w:proofErr w:type="spellEnd"/>
+      <w:r>
+        <w:rPr>
+          <w:color w:val="644030" w:themeColor="accent3" w:themeShade="BF"/>
+          <w:szCs w:val="22"/>
+        </w:rPr>
+        <w:t>() : Récupère toutes les catégories de la base de données.</w:t>
       </w:r>
     </w:p>
     <w:p>
@@ -1276,12 +1625,21 @@
           <w:szCs w:val="22"/>
         </w:rPr>
       </w:pPr>
-      <w:r>
-        <w:rPr>
-          <w:color w:val="644030" w:themeColor="accent3" w:themeShade="BF"/>
-          <w:szCs w:val="22"/>
-        </w:rPr>
-        <w:t>getCategorieById(Long id) : Récupère une catégorie spécifique selon l'ID fourni.</w:t>
+      <w:proofErr w:type="spellStart"/>
+      <w:r>
+        <w:rPr>
+          <w:color w:val="644030" w:themeColor="accent3" w:themeShade="BF"/>
+          <w:szCs w:val="22"/>
+        </w:rPr>
+        <w:t>getCategorieById</w:t>
+      </w:r>
+      <w:proofErr w:type="spellEnd"/>
+      <w:r>
+        <w:rPr>
+          <w:color w:val="644030" w:themeColor="accent3" w:themeShade="BF"/>
+          <w:szCs w:val="22"/>
+        </w:rPr>
+        <w:t>(Long id) : Récupère une catégorie spécifique selon l'ID fourni.</w:t>
       </w:r>
     </w:p>
     <w:p>
@@ -1297,12 +1655,53 @@
           <w:szCs w:val="22"/>
         </w:rPr>
       </w:pPr>
-      <w:r>
-        <w:rPr>
-          <w:color w:val="644030" w:themeColor="accent3" w:themeShade="BF"/>
-          <w:szCs w:val="22"/>
-        </w:rPr>
-        <w:t>saveCategorie(Categorie categorie) : Sauvegarde une nouvelle catégorie dans la base de données.</w:t>
+      <w:proofErr w:type="spellStart"/>
+      <w:r>
+        <w:rPr>
+          <w:color w:val="644030" w:themeColor="accent3" w:themeShade="BF"/>
+          <w:szCs w:val="22"/>
+        </w:rPr>
+        <w:t>saveCategorie</w:t>
+      </w:r>
+      <w:proofErr w:type="spellEnd"/>
+      <w:r>
+        <w:rPr>
+          <w:color w:val="644030" w:themeColor="accent3" w:themeShade="BF"/>
+          <w:szCs w:val="22"/>
+        </w:rPr>
+        <w:t>(</w:t>
+      </w:r>
+      <w:proofErr w:type="spellStart"/>
+      <w:r>
+        <w:rPr>
+          <w:color w:val="644030" w:themeColor="accent3" w:themeShade="BF"/>
+          <w:szCs w:val="22"/>
+        </w:rPr>
+        <w:t>Categorie</w:t>
+      </w:r>
+      <w:proofErr w:type="spellEnd"/>
+      <w:r>
+        <w:rPr>
+          <w:color w:val="644030" w:themeColor="accent3" w:themeShade="BF"/>
+          <w:szCs w:val="22"/>
+        </w:rPr>
+        <w:t xml:space="preserve"> </w:t>
+      </w:r>
+      <w:proofErr w:type="spellStart"/>
+      <w:r>
+        <w:rPr>
+          <w:color w:val="644030" w:themeColor="accent3" w:themeShade="BF"/>
+          <w:szCs w:val="22"/>
+        </w:rPr>
+        <w:t>categorie</w:t>
+      </w:r>
+      <w:proofErr w:type="spellEnd"/>
+      <w:r>
+        <w:rPr>
+          <w:color w:val="644030" w:themeColor="accent3" w:themeShade="BF"/>
+          <w:szCs w:val="22"/>
+        </w:rPr>
+        <w:t>) : Sauvegarde une nouvelle catégorie dans la base de données.</w:t>
       </w:r>
     </w:p>
     <w:p>
@@ -1318,12 +1717,53 @@
           <w:szCs w:val="22"/>
         </w:rPr>
       </w:pPr>
-      <w:r>
-        <w:rPr>
-          <w:color w:val="644030" w:themeColor="accent3" w:themeShade="BF"/>
-          <w:szCs w:val="22"/>
-        </w:rPr>
-        <w:t>updateCategorie(Long id, Categorie updatedCategorie) : Met à jour une catégorie existante avec les nouvelles informations.</w:t>
+      <w:proofErr w:type="spellStart"/>
+      <w:r>
+        <w:rPr>
+          <w:color w:val="644030" w:themeColor="accent3" w:themeShade="BF"/>
+          <w:szCs w:val="22"/>
+        </w:rPr>
+        <w:t>updateCategorie</w:t>
+      </w:r>
+      <w:proofErr w:type="spellEnd"/>
+      <w:r>
+        <w:rPr>
+          <w:color w:val="644030" w:themeColor="accent3" w:themeShade="BF"/>
+          <w:szCs w:val="22"/>
+        </w:rPr>
+        <w:t xml:space="preserve">(Long id, </w:t>
+      </w:r>
+      <w:proofErr w:type="spellStart"/>
+      <w:r>
+        <w:rPr>
+          <w:color w:val="644030" w:themeColor="accent3" w:themeShade="BF"/>
+          <w:szCs w:val="22"/>
+        </w:rPr>
+        <w:t>Categorie</w:t>
+      </w:r>
+      <w:proofErr w:type="spellEnd"/>
+      <w:r>
+        <w:rPr>
+          <w:color w:val="644030" w:themeColor="accent3" w:themeShade="BF"/>
+          <w:szCs w:val="22"/>
+        </w:rPr>
+        <w:t xml:space="preserve"> </w:t>
+      </w:r>
+      <w:proofErr w:type="spellStart"/>
+      <w:r>
+        <w:rPr>
+          <w:color w:val="644030" w:themeColor="accent3" w:themeShade="BF"/>
+          <w:szCs w:val="22"/>
+        </w:rPr>
+        <w:t>updatedCategorie</w:t>
+      </w:r>
+      <w:proofErr w:type="spellEnd"/>
+      <w:r>
+        <w:rPr>
+          <w:color w:val="644030" w:themeColor="accent3" w:themeShade="BF"/>
+          <w:szCs w:val="22"/>
+        </w:rPr>
+        <w:t>) : Met à jour une catégorie existante avec les nouvelles informations.</w:t>
       </w:r>
     </w:p>
     <w:p>
@@ -1339,12 +1779,21 @@
           <w:szCs w:val="22"/>
         </w:rPr>
       </w:pPr>
-      <w:r>
-        <w:rPr>
-          <w:color w:val="644030" w:themeColor="accent3" w:themeShade="BF"/>
-          <w:szCs w:val="22"/>
-        </w:rPr>
-        <w:t>deleteCategorie(Long id) : Supprime une catégorie spécifique de la base de données en fonction de l'ID fourni.</w:t>
+      <w:proofErr w:type="spellStart"/>
+      <w:r>
+        <w:rPr>
+          <w:color w:val="644030" w:themeColor="accent3" w:themeShade="BF"/>
+          <w:szCs w:val="22"/>
+        </w:rPr>
+        <w:t>deleteCategorie</w:t>
+      </w:r>
+      <w:proofErr w:type="spellEnd"/>
+      <w:r>
+        <w:rPr>
+          <w:color w:val="644030" w:themeColor="accent3" w:themeShade="BF"/>
+          <w:szCs w:val="22"/>
+        </w:rPr>
+        <w:t>(Long id) : Supprime une catégorie spécifique de la base de données en fonction de l'ID fourni.</w:t>
       </w:r>
     </w:p>
     <w:p>
@@ -1361,8 +1810,13 @@
         <w:pStyle w:val="Titre3"/>
         <w:jc w:val="both"/>
       </w:pPr>
-      <w:r>
-        <w:t>CommandeController :</w:t>
+      <w:proofErr w:type="spellStart"/>
+      <w:r>
+        <w:t>CommandeController</w:t>
+      </w:r>
+      <w:proofErr w:type="spellEnd"/>
+      <w:r>
+        <w:t xml:space="preserve"> :</w:t>
       </w:r>
     </w:p>
     <w:p>
@@ -1370,8 +1824,13 @@
         <w:pStyle w:val="Titre4"/>
         <w:jc w:val="both"/>
       </w:pPr>
-      <w:r>
-        <w:t>getAllCommandes() :</w:t>
+      <w:proofErr w:type="spellStart"/>
+      <w:r>
+        <w:t>getAllCommandes</w:t>
+      </w:r>
+      <w:proofErr w:type="spellEnd"/>
+      <w:r>
+        <w:t>() :</w:t>
       </w:r>
     </w:p>
     <w:p>
@@ -1427,8 +1886,13 @@
         <w:pStyle w:val="Titre4"/>
         <w:jc w:val="both"/>
       </w:pPr>
-      <w:r>
-        <w:t>getCommandeById(Long id) :</w:t>
+      <w:proofErr w:type="spellStart"/>
+      <w:r>
+        <w:t>getCommandeById</w:t>
+      </w:r>
+      <w:proofErr w:type="spellEnd"/>
+      <w:r>
+        <w:t>(Long id) :</w:t>
       </w:r>
     </w:p>
     <w:p>
@@ -1484,8 +1948,13 @@
         <w:pStyle w:val="Titre4"/>
         <w:jc w:val="both"/>
       </w:pPr>
-      <w:r>
-        <w:t>createCommande(Commande commande) :</w:t>
+      <w:proofErr w:type="spellStart"/>
+      <w:r>
+        <w:t>createCommande</w:t>
+      </w:r>
+      <w:proofErr w:type="spellEnd"/>
+      <w:r>
+        <w:t>(Commande commande) :</w:t>
       </w:r>
     </w:p>
     <w:p>
@@ -1541,8 +2010,21 @@
         <w:pStyle w:val="Titre4"/>
         <w:jc w:val="both"/>
       </w:pPr>
-      <w:r>
-        <w:t>updateCommande(Long id, Commande updatedCommande) :</w:t>
+      <w:proofErr w:type="spellStart"/>
+      <w:r>
+        <w:t>updateCommande</w:t>
+      </w:r>
+      <w:proofErr w:type="spellEnd"/>
+      <w:r>
+        <w:t xml:space="preserve">(Long id, Commande </w:t>
+      </w:r>
+      <w:proofErr w:type="spellStart"/>
+      <w:r>
+        <w:t>updatedCommande</w:t>
+      </w:r>
+      <w:proofErr w:type="spellEnd"/>
+      <w:r>
+        <w:t>) :</w:t>
       </w:r>
     </w:p>
     <w:p>
@@ -1598,8 +2080,13 @@
         <w:pStyle w:val="Titre4"/>
         <w:jc w:val="both"/>
       </w:pPr>
-      <w:r>
-        <w:t>deleteCommande(Long id) :</w:t>
+      <w:proofErr w:type="spellStart"/>
+      <w:r>
+        <w:t>deleteCommande</w:t>
+      </w:r>
+      <w:proofErr w:type="spellEnd"/>
+      <w:r>
+        <w:t>(Long id) :</w:t>
       </w:r>
     </w:p>
     <w:p>
@@ -1655,9 +2142,14 @@
         <w:pStyle w:val="Titre3"/>
         <w:jc w:val="both"/>
       </w:pPr>
+      <w:proofErr w:type="spellStart"/>
       <w:r>
         <w:lastRenderedPageBreak/>
-        <w:t>CommandeService :</w:t>
+        <w:t>CommandeService</w:t>
+      </w:r>
+      <w:proofErr w:type="spellEnd"/>
+      <w:r>
+        <w:t xml:space="preserve"> :</w:t>
       </w:r>
     </w:p>
     <w:p>
@@ -1673,12 +2165,21 @@
           <w:szCs w:val="22"/>
         </w:rPr>
       </w:pPr>
-      <w:r>
-        <w:rPr>
-          <w:color w:val="644030" w:themeColor="accent3" w:themeShade="BF"/>
-          <w:szCs w:val="22"/>
-        </w:rPr>
-        <w:t>getAllCommandes() : Récupère toutes les commandes de la base de données.</w:t>
+      <w:proofErr w:type="spellStart"/>
+      <w:r>
+        <w:rPr>
+          <w:color w:val="644030" w:themeColor="accent3" w:themeShade="BF"/>
+          <w:szCs w:val="22"/>
+        </w:rPr>
+        <w:t>getAllCommandes</w:t>
+      </w:r>
+      <w:proofErr w:type="spellEnd"/>
+      <w:r>
+        <w:rPr>
+          <w:color w:val="644030" w:themeColor="accent3" w:themeShade="BF"/>
+          <w:szCs w:val="22"/>
+        </w:rPr>
+        <w:t>() : Récupère toutes les commandes de la base de données.</w:t>
       </w:r>
     </w:p>
     <w:p>
@@ -1694,12 +2195,21 @@
           <w:szCs w:val="22"/>
         </w:rPr>
       </w:pPr>
-      <w:r>
-        <w:rPr>
-          <w:color w:val="644030" w:themeColor="accent3" w:themeShade="BF"/>
-          <w:szCs w:val="22"/>
-        </w:rPr>
-        <w:t>getCommandeById(Long id) : Récupère une commande spécifique selon l'ID fourni.</w:t>
+      <w:proofErr w:type="spellStart"/>
+      <w:r>
+        <w:rPr>
+          <w:color w:val="644030" w:themeColor="accent3" w:themeShade="BF"/>
+          <w:szCs w:val="22"/>
+        </w:rPr>
+        <w:t>getCommandeById</w:t>
+      </w:r>
+      <w:proofErr w:type="spellEnd"/>
+      <w:r>
+        <w:rPr>
+          <w:color w:val="644030" w:themeColor="accent3" w:themeShade="BF"/>
+          <w:szCs w:val="22"/>
+        </w:rPr>
+        <w:t>(Long id) : Récupère une commande spécifique selon l'ID fourni.</w:t>
       </w:r>
     </w:p>
     <w:p>
@@ -1715,12 +2225,21 @@
           <w:szCs w:val="22"/>
         </w:rPr>
       </w:pPr>
-      <w:r>
-        <w:rPr>
-          <w:color w:val="644030" w:themeColor="accent3" w:themeShade="BF"/>
-          <w:szCs w:val="22"/>
-        </w:rPr>
-        <w:t>saveCommande(Commande commande) : Sauvegarde une nouvelle commande dans la base de données.</w:t>
+      <w:proofErr w:type="spellStart"/>
+      <w:r>
+        <w:rPr>
+          <w:color w:val="644030" w:themeColor="accent3" w:themeShade="BF"/>
+          <w:szCs w:val="22"/>
+        </w:rPr>
+        <w:t>saveCommande</w:t>
+      </w:r>
+      <w:proofErr w:type="spellEnd"/>
+      <w:r>
+        <w:rPr>
+          <w:color w:val="644030" w:themeColor="accent3" w:themeShade="BF"/>
+          <w:szCs w:val="22"/>
+        </w:rPr>
+        <w:t>(Commande commande) : Sauvegarde une nouvelle commande dans la base de données.</w:t>
       </w:r>
     </w:p>
     <w:p>
@@ -1736,12 +2255,37 @@
           <w:szCs w:val="22"/>
         </w:rPr>
       </w:pPr>
-      <w:r>
-        <w:rPr>
-          <w:color w:val="644030" w:themeColor="accent3" w:themeShade="BF"/>
-          <w:szCs w:val="22"/>
-        </w:rPr>
-        <w:t>updateCommande(Long id, Commande updatedCommande) : Met à jour une commande existante avec les nouvelles informations.</w:t>
+      <w:proofErr w:type="spellStart"/>
+      <w:r>
+        <w:rPr>
+          <w:color w:val="644030" w:themeColor="accent3" w:themeShade="BF"/>
+          <w:szCs w:val="22"/>
+        </w:rPr>
+        <w:t>updateCommande</w:t>
+      </w:r>
+      <w:proofErr w:type="spellEnd"/>
+      <w:r>
+        <w:rPr>
+          <w:color w:val="644030" w:themeColor="accent3" w:themeShade="BF"/>
+          <w:szCs w:val="22"/>
+        </w:rPr>
+        <w:t xml:space="preserve">(Long id, Commande </w:t>
+      </w:r>
+      <w:proofErr w:type="spellStart"/>
+      <w:r>
+        <w:rPr>
+          <w:color w:val="644030" w:themeColor="accent3" w:themeShade="BF"/>
+          <w:szCs w:val="22"/>
+        </w:rPr>
+        <w:t>updatedCommande</w:t>
+      </w:r>
+      <w:proofErr w:type="spellEnd"/>
+      <w:r>
+        <w:rPr>
+          <w:color w:val="644030" w:themeColor="accent3" w:themeShade="BF"/>
+          <w:szCs w:val="22"/>
+        </w:rPr>
+        <w:t>) : Met à jour une commande existante avec les nouvelles informations.</w:t>
       </w:r>
     </w:p>
     <w:p>
@@ -1757,12 +2301,21 @@
           <w:szCs w:val="22"/>
         </w:rPr>
       </w:pPr>
-      <w:r>
-        <w:rPr>
-          <w:color w:val="644030" w:themeColor="accent3" w:themeShade="BF"/>
-          <w:szCs w:val="22"/>
-        </w:rPr>
-        <w:t>deleteCommande(Long id) : Supprime une commande spécifique de la base de données en fonction de l'ID fourni.</w:t>
+      <w:proofErr w:type="spellStart"/>
+      <w:r>
+        <w:rPr>
+          <w:color w:val="644030" w:themeColor="accent3" w:themeShade="BF"/>
+          <w:szCs w:val="22"/>
+        </w:rPr>
+        <w:t>deleteCommande</w:t>
+      </w:r>
+      <w:proofErr w:type="spellEnd"/>
+      <w:r>
+        <w:rPr>
+          <w:color w:val="644030" w:themeColor="accent3" w:themeShade="BF"/>
+          <w:szCs w:val="22"/>
+        </w:rPr>
+        <w:t>(Long id) : Supprime une commande spécifique de la base de données en fonction de l'ID fourni.</w:t>
       </w:r>
     </w:p>
     <w:p>
@@ -1791,8 +2344,13 @@
         <w:pStyle w:val="Titre3"/>
         <w:jc w:val="both"/>
       </w:pPr>
-      <w:r>
-        <w:t>PaiementController :</w:t>
+      <w:proofErr w:type="spellStart"/>
+      <w:r>
+        <w:t>PaiementController</w:t>
+      </w:r>
+      <w:proofErr w:type="spellEnd"/>
+      <w:r>
+        <w:t xml:space="preserve"> :</w:t>
       </w:r>
     </w:p>
     <w:p>
@@ -1800,8 +2358,13 @@
         <w:pStyle w:val="Titre4"/>
         <w:jc w:val="both"/>
       </w:pPr>
-      <w:r>
-        <w:t>getAllPaiements() :</w:t>
+      <w:proofErr w:type="spellStart"/>
+      <w:r>
+        <w:t>getAllPaiements</w:t>
+      </w:r>
+      <w:proofErr w:type="spellEnd"/>
+      <w:r>
+        <w:t>() :</w:t>
       </w:r>
     </w:p>
     <w:p>
@@ -1857,8 +2420,13 @@
         <w:pStyle w:val="Titre4"/>
         <w:jc w:val="both"/>
       </w:pPr>
-      <w:r>
-        <w:t>getPaiementById(Long id) :</w:t>
+      <w:proofErr w:type="spellStart"/>
+      <w:r>
+        <w:t>getPaiementById</w:t>
+      </w:r>
+      <w:proofErr w:type="spellEnd"/>
+      <w:r>
+        <w:t>(Long id) :</w:t>
       </w:r>
     </w:p>
     <w:p>
@@ -1914,8 +2482,13 @@
         <w:pStyle w:val="Titre4"/>
         <w:jc w:val="both"/>
       </w:pPr>
-      <w:r>
-        <w:t>createPaiement(Paiement paiement) :</w:t>
+      <w:proofErr w:type="spellStart"/>
+      <w:r>
+        <w:t>createPaiement</w:t>
+      </w:r>
+      <w:proofErr w:type="spellEnd"/>
+      <w:r>
+        <w:t>(Paiement paiement) :</w:t>
       </w:r>
     </w:p>
     <w:p>
@@ -1971,8 +2544,21 @@
         <w:pStyle w:val="Titre4"/>
         <w:jc w:val="both"/>
       </w:pPr>
-      <w:r>
-        <w:t>updatePaiement(Long id, Paiement updatedPaiement) :</w:t>
+      <w:proofErr w:type="spellStart"/>
+      <w:r>
+        <w:t>updatePaiement</w:t>
+      </w:r>
+      <w:proofErr w:type="spellEnd"/>
+      <w:r>
+        <w:t xml:space="preserve">(Long id, Paiement </w:t>
+      </w:r>
+      <w:proofErr w:type="spellStart"/>
+      <w:r>
+        <w:t>updatedPaiement</w:t>
+      </w:r>
+      <w:proofErr w:type="spellEnd"/>
+      <w:r>
+        <w:t>) :</w:t>
       </w:r>
     </w:p>
     <w:p>
@@ -2028,8 +2614,13 @@
         <w:pStyle w:val="Titre4"/>
         <w:jc w:val="both"/>
       </w:pPr>
-      <w:r>
-        <w:t>deletePaiement(Long id) :</w:t>
+      <w:proofErr w:type="spellStart"/>
+      <w:r>
+        <w:t>deletePaiement</w:t>
+      </w:r>
+      <w:proofErr w:type="spellEnd"/>
+      <w:r>
+        <w:t>(Long id) :</w:t>
       </w:r>
     </w:p>
     <w:p>
@@ -2085,8 +2676,13 @@
         <w:pStyle w:val="Titre3"/>
         <w:jc w:val="both"/>
       </w:pPr>
-      <w:r>
-        <w:t>PaiementService :</w:t>
+      <w:proofErr w:type="spellStart"/>
+      <w:r>
+        <w:t>PaiementService</w:t>
+      </w:r>
+      <w:proofErr w:type="spellEnd"/>
+      <w:r>
+        <w:t xml:space="preserve"> :</w:t>
       </w:r>
     </w:p>
     <w:p>
@@ -2102,12 +2698,21 @@
           <w:szCs w:val="22"/>
         </w:rPr>
       </w:pPr>
-      <w:r>
-        <w:rPr>
-          <w:color w:val="644030" w:themeColor="accent3" w:themeShade="BF"/>
-          <w:szCs w:val="22"/>
-        </w:rPr>
-        <w:t>getAllPaiements() : Récupère tous les paiements de la base de données.</w:t>
+      <w:proofErr w:type="spellStart"/>
+      <w:r>
+        <w:rPr>
+          <w:color w:val="644030" w:themeColor="accent3" w:themeShade="BF"/>
+          <w:szCs w:val="22"/>
+        </w:rPr>
+        <w:t>getAllPaiements</w:t>
+      </w:r>
+      <w:proofErr w:type="spellEnd"/>
+      <w:r>
+        <w:rPr>
+          <w:color w:val="644030" w:themeColor="accent3" w:themeShade="BF"/>
+          <w:szCs w:val="22"/>
+        </w:rPr>
+        <w:t>() : Récupère tous les paiements de la base de données.</w:t>
       </w:r>
     </w:p>
     <w:p>
@@ -2123,12 +2728,21 @@
           <w:szCs w:val="22"/>
         </w:rPr>
       </w:pPr>
-      <w:r>
-        <w:rPr>
-          <w:color w:val="644030" w:themeColor="accent3" w:themeShade="BF"/>
-          <w:szCs w:val="22"/>
-        </w:rPr>
-        <w:t>getPaiementById(Long id) : Récupère un paiement spécifique selon l'ID fourni.</w:t>
+      <w:proofErr w:type="spellStart"/>
+      <w:r>
+        <w:rPr>
+          <w:color w:val="644030" w:themeColor="accent3" w:themeShade="BF"/>
+          <w:szCs w:val="22"/>
+        </w:rPr>
+        <w:t>getPaiementById</w:t>
+      </w:r>
+      <w:proofErr w:type="spellEnd"/>
+      <w:r>
+        <w:rPr>
+          <w:color w:val="644030" w:themeColor="accent3" w:themeShade="BF"/>
+          <w:szCs w:val="22"/>
+        </w:rPr>
+        <w:t>(Long id) : Récupère un paiement spécifique selon l'ID fourni.</w:t>
       </w:r>
     </w:p>
     <w:p>
@@ -2144,12 +2758,21 @@
           <w:szCs w:val="22"/>
         </w:rPr>
       </w:pPr>
-      <w:r>
-        <w:rPr>
-          <w:color w:val="644030" w:themeColor="accent3" w:themeShade="BF"/>
-          <w:szCs w:val="22"/>
-        </w:rPr>
-        <w:t>savePaiement(Paiement paiement) : Sauvegarde un nouveau paiement dans la base de données.</w:t>
+      <w:proofErr w:type="spellStart"/>
+      <w:r>
+        <w:rPr>
+          <w:color w:val="644030" w:themeColor="accent3" w:themeShade="BF"/>
+          <w:szCs w:val="22"/>
+        </w:rPr>
+        <w:t>savePaiement</w:t>
+      </w:r>
+      <w:proofErr w:type="spellEnd"/>
+      <w:r>
+        <w:rPr>
+          <w:color w:val="644030" w:themeColor="accent3" w:themeShade="BF"/>
+          <w:szCs w:val="22"/>
+        </w:rPr>
+        <w:t>(Paiement paiement) : Sauvegarde un nouveau paiement dans la base de données.</w:t>
       </w:r>
     </w:p>
     <w:p>
@@ -2165,12 +2788,37 @@
           <w:szCs w:val="22"/>
         </w:rPr>
       </w:pPr>
-      <w:r>
-        <w:rPr>
-          <w:color w:val="644030" w:themeColor="accent3" w:themeShade="BF"/>
-          <w:szCs w:val="22"/>
-        </w:rPr>
-        <w:t>updatePaiement(Long id, Paiement updatedPaiement) : Met à jour un paiement existant avec les nouvelles informations.</w:t>
+      <w:proofErr w:type="spellStart"/>
+      <w:r>
+        <w:rPr>
+          <w:color w:val="644030" w:themeColor="accent3" w:themeShade="BF"/>
+          <w:szCs w:val="22"/>
+        </w:rPr>
+        <w:t>updatePaiement</w:t>
+      </w:r>
+      <w:proofErr w:type="spellEnd"/>
+      <w:r>
+        <w:rPr>
+          <w:color w:val="644030" w:themeColor="accent3" w:themeShade="BF"/>
+          <w:szCs w:val="22"/>
+        </w:rPr>
+        <w:t xml:space="preserve">(Long id, Paiement </w:t>
+      </w:r>
+      <w:proofErr w:type="spellStart"/>
+      <w:r>
+        <w:rPr>
+          <w:color w:val="644030" w:themeColor="accent3" w:themeShade="BF"/>
+          <w:szCs w:val="22"/>
+        </w:rPr>
+        <w:t>updatedPaiement</w:t>
+      </w:r>
+      <w:proofErr w:type="spellEnd"/>
+      <w:r>
+        <w:rPr>
+          <w:color w:val="644030" w:themeColor="accent3" w:themeShade="BF"/>
+          <w:szCs w:val="22"/>
+        </w:rPr>
+        <w:t>) : Met à jour un paiement existant avec les nouvelles informations.</w:t>
       </w:r>
     </w:p>
     <w:p>
@@ -2186,12 +2834,21 @@
           <w:szCs w:val="22"/>
         </w:rPr>
       </w:pPr>
-      <w:r>
-        <w:rPr>
-          <w:color w:val="644030" w:themeColor="accent3" w:themeShade="BF"/>
-          <w:szCs w:val="22"/>
-        </w:rPr>
-        <w:t>deletePaiement(Long id) : Supprime un paiement spécifique de la base de données en fonction de l'ID fourni.</w:t>
+      <w:proofErr w:type="spellStart"/>
+      <w:r>
+        <w:rPr>
+          <w:color w:val="644030" w:themeColor="accent3" w:themeShade="BF"/>
+          <w:szCs w:val="22"/>
+        </w:rPr>
+        <w:t>deletePaiement</w:t>
+      </w:r>
+      <w:proofErr w:type="spellEnd"/>
+      <w:r>
+        <w:rPr>
+          <w:color w:val="644030" w:themeColor="accent3" w:themeShade="BF"/>
+          <w:szCs w:val="22"/>
+        </w:rPr>
+        <w:t>(Long id) : Supprime un paiement spécifique de la base de données en fonction de l'ID fourni.</w:t>
       </w:r>
     </w:p>
     <w:p>
@@ -2217,9 +2874,14 @@
         <w:pStyle w:val="Titre3"/>
         <w:jc w:val="both"/>
       </w:pPr>
+      <w:proofErr w:type="spellStart"/>
       <w:r>
         <w:lastRenderedPageBreak/>
-        <w:t>PanierController :</w:t>
+        <w:t>PanierController</w:t>
+      </w:r>
+      <w:proofErr w:type="spellEnd"/>
+      <w:r>
+        <w:t xml:space="preserve"> :</w:t>
       </w:r>
     </w:p>
     <w:p>
@@ -2227,8 +2889,13 @@
         <w:pStyle w:val="Titre4"/>
         <w:jc w:val="both"/>
       </w:pPr>
-      <w:r>
-        <w:t>getAllPaniers() :</w:t>
+      <w:proofErr w:type="spellStart"/>
+      <w:r>
+        <w:t>getAllPaniers</w:t>
+      </w:r>
+      <w:proofErr w:type="spellEnd"/>
+      <w:r>
+        <w:t>() :</w:t>
       </w:r>
     </w:p>
     <w:p>
@@ -2293,8 +2960,13 @@
         <w:pStyle w:val="Titre4"/>
         <w:jc w:val="both"/>
       </w:pPr>
-      <w:r>
-        <w:t>getPanierById(Long id) :</w:t>
+      <w:proofErr w:type="spellStart"/>
+      <w:r>
+        <w:t>getPanierById</w:t>
+      </w:r>
+      <w:proofErr w:type="spellEnd"/>
+      <w:r>
+        <w:t>(Long id) :</w:t>
       </w:r>
     </w:p>
     <w:p>
@@ -2350,8 +3022,13 @@
         <w:pStyle w:val="Titre4"/>
         <w:jc w:val="both"/>
       </w:pPr>
-      <w:r>
-        <w:t>createPanier(Panier panier) :</w:t>
+      <w:proofErr w:type="spellStart"/>
+      <w:r>
+        <w:t>createPanier</w:t>
+      </w:r>
+      <w:proofErr w:type="spellEnd"/>
+      <w:r>
+        <w:t>(Panier panier) :</w:t>
       </w:r>
     </w:p>
     <w:p>
@@ -2407,8 +3084,21 @@
         <w:pStyle w:val="Titre4"/>
         <w:jc w:val="both"/>
       </w:pPr>
-      <w:r>
-        <w:t>updatePanier(Long id, Panier updatedPanier) :</w:t>
+      <w:proofErr w:type="spellStart"/>
+      <w:r>
+        <w:t>updatePanier</w:t>
+      </w:r>
+      <w:proofErr w:type="spellEnd"/>
+      <w:r>
+        <w:t xml:space="preserve">(Long id, Panier </w:t>
+      </w:r>
+      <w:proofErr w:type="spellStart"/>
+      <w:r>
+        <w:t>updatedPanier</w:t>
+      </w:r>
+      <w:proofErr w:type="spellEnd"/>
+      <w:r>
+        <w:t>) :</w:t>
       </w:r>
     </w:p>
     <w:p>
@@ -2464,8 +3154,13 @@
         <w:pStyle w:val="Titre4"/>
         <w:jc w:val="both"/>
       </w:pPr>
-      <w:r>
-        <w:t>deletePanier(Long id) :</w:t>
+      <w:proofErr w:type="spellStart"/>
+      <w:r>
+        <w:t>deletePanier</w:t>
+      </w:r>
+      <w:proofErr w:type="spellEnd"/>
+      <w:r>
+        <w:t>(Long id) :</w:t>
       </w:r>
     </w:p>
     <w:p>
@@ -2521,8 +3216,13 @@
         <w:pStyle w:val="Titre3"/>
         <w:jc w:val="both"/>
       </w:pPr>
-      <w:r>
-        <w:t>PanierService :</w:t>
+      <w:proofErr w:type="spellStart"/>
+      <w:r>
+        <w:t>PanierService</w:t>
+      </w:r>
+      <w:proofErr w:type="spellEnd"/>
+      <w:r>
+        <w:t xml:space="preserve"> :</w:t>
       </w:r>
     </w:p>
     <w:p>
@@ -2538,12 +3238,21 @@
           <w:szCs w:val="22"/>
         </w:rPr>
       </w:pPr>
-      <w:r>
-        <w:rPr>
-          <w:color w:val="644030" w:themeColor="accent3" w:themeShade="BF"/>
-          <w:szCs w:val="22"/>
-        </w:rPr>
-        <w:t>getAllPaniers() : Récupère tous les paniers de la base de données.</w:t>
+      <w:proofErr w:type="spellStart"/>
+      <w:r>
+        <w:rPr>
+          <w:color w:val="644030" w:themeColor="accent3" w:themeShade="BF"/>
+          <w:szCs w:val="22"/>
+        </w:rPr>
+        <w:t>getAllPaniers</w:t>
+      </w:r>
+      <w:proofErr w:type="spellEnd"/>
+      <w:r>
+        <w:rPr>
+          <w:color w:val="644030" w:themeColor="accent3" w:themeShade="BF"/>
+          <w:szCs w:val="22"/>
+        </w:rPr>
+        <w:t>() : Récupère tous les paniers de la base de données.</w:t>
       </w:r>
     </w:p>
     <w:p>
@@ -2559,12 +3268,21 @@
           <w:szCs w:val="22"/>
         </w:rPr>
       </w:pPr>
-      <w:r>
-        <w:rPr>
-          <w:color w:val="644030" w:themeColor="accent3" w:themeShade="BF"/>
-          <w:szCs w:val="22"/>
-        </w:rPr>
-        <w:t>getPanierById(Long id) : Récupère un panier spécifique selon l'ID fourni.</w:t>
+      <w:proofErr w:type="spellStart"/>
+      <w:r>
+        <w:rPr>
+          <w:color w:val="644030" w:themeColor="accent3" w:themeShade="BF"/>
+          <w:szCs w:val="22"/>
+        </w:rPr>
+        <w:t>getPanierById</w:t>
+      </w:r>
+      <w:proofErr w:type="spellEnd"/>
+      <w:r>
+        <w:rPr>
+          <w:color w:val="644030" w:themeColor="accent3" w:themeShade="BF"/>
+          <w:szCs w:val="22"/>
+        </w:rPr>
+        <w:t>(Long id) : Récupère un panier spécifique selon l'ID fourni.</w:t>
       </w:r>
     </w:p>
     <w:p>
@@ -2580,12 +3298,21 @@
           <w:szCs w:val="22"/>
         </w:rPr>
       </w:pPr>
-      <w:r>
-        <w:rPr>
-          <w:color w:val="644030" w:themeColor="accent3" w:themeShade="BF"/>
-          <w:szCs w:val="22"/>
-        </w:rPr>
-        <w:t>savePanier(Panier panier) : Sauvegarde un nouveau panier dans la base de données.</w:t>
+      <w:proofErr w:type="spellStart"/>
+      <w:r>
+        <w:rPr>
+          <w:color w:val="644030" w:themeColor="accent3" w:themeShade="BF"/>
+          <w:szCs w:val="22"/>
+        </w:rPr>
+        <w:t>savePanier</w:t>
+      </w:r>
+      <w:proofErr w:type="spellEnd"/>
+      <w:r>
+        <w:rPr>
+          <w:color w:val="644030" w:themeColor="accent3" w:themeShade="BF"/>
+          <w:szCs w:val="22"/>
+        </w:rPr>
+        <w:t>(Panier panier) : Sauvegarde un nouveau panier dans la base de données.</w:t>
       </w:r>
     </w:p>
     <w:p>
@@ -2601,12 +3328,37 @@
           <w:szCs w:val="22"/>
         </w:rPr>
       </w:pPr>
-      <w:r>
-        <w:rPr>
-          <w:color w:val="644030" w:themeColor="accent3" w:themeShade="BF"/>
-          <w:szCs w:val="22"/>
-        </w:rPr>
-        <w:t>updatePanier(Long id, Panier updatedPanier) : Met à jour un panier existant avec les nouvelles informations.</w:t>
+      <w:proofErr w:type="spellStart"/>
+      <w:r>
+        <w:rPr>
+          <w:color w:val="644030" w:themeColor="accent3" w:themeShade="BF"/>
+          <w:szCs w:val="22"/>
+        </w:rPr>
+        <w:t>updatePanier</w:t>
+      </w:r>
+      <w:proofErr w:type="spellEnd"/>
+      <w:r>
+        <w:rPr>
+          <w:color w:val="644030" w:themeColor="accent3" w:themeShade="BF"/>
+          <w:szCs w:val="22"/>
+        </w:rPr>
+        <w:t xml:space="preserve">(Long id, Panier </w:t>
+      </w:r>
+      <w:proofErr w:type="spellStart"/>
+      <w:r>
+        <w:rPr>
+          <w:color w:val="644030" w:themeColor="accent3" w:themeShade="BF"/>
+          <w:szCs w:val="22"/>
+        </w:rPr>
+        <w:t>updatedPanier</w:t>
+      </w:r>
+      <w:proofErr w:type="spellEnd"/>
+      <w:r>
+        <w:rPr>
+          <w:color w:val="644030" w:themeColor="accent3" w:themeShade="BF"/>
+          <w:szCs w:val="22"/>
+        </w:rPr>
+        <w:t>) : Met à jour un panier existant avec les nouvelles informations.</w:t>
       </w:r>
     </w:p>
     <w:p>
@@ -2622,12 +3374,21 @@
           <w:szCs w:val="22"/>
         </w:rPr>
       </w:pPr>
-      <w:r>
-        <w:rPr>
-          <w:color w:val="644030" w:themeColor="accent3" w:themeShade="BF"/>
-          <w:szCs w:val="22"/>
-        </w:rPr>
-        <w:t>deletePanier(Long id) : Supprime un panier spécifique de la base de données en fonction de l'ID fourni.</w:t>
+      <w:proofErr w:type="spellStart"/>
+      <w:r>
+        <w:rPr>
+          <w:color w:val="644030" w:themeColor="accent3" w:themeShade="BF"/>
+          <w:szCs w:val="22"/>
+        </w:rPr>
+        <w:t>deletePanier</w:t>
+      </w:r>
+      <w:proofErr w:type="spellEnd"/>
+      <w:r>
+        <w:rPr>
+          <w:color w:val="644030" w:themeColor="accent3" w:themeShade="BF"/>
+          <w:szCs w:val="22"/>
+        </w:rPr>
+        <w:t>(Long id) : Supprime un panier spécifique de la base de données en fonction de l'ID fourni.</w:t>
       </w:r>
     </w:p>
     <w:p>
@@ -2653,8 +3414,13 @@
         <w:pStyle w:val="Titre3"/>
         <w:jc w:val="both"/>
       </w:pPr>
-      <w:r>
-        <w:t>ProduitController :</w:t>
+      <w:proofErr w:type="spellStart"/>
+      <w:r>
+        <w:t>ProduitController</w:t>
+      </w:r>
+      <w:proofErr w:type="spellEnd"/>
+      <w:r>
+        <w:t xml:space="preserve"> :</w:t>
       </w:r>
     </w:p>
     <w:p>
@@ -2662,8 +3428,13 @@
         <w:pStyle w:val="Titre4"/>
         <w:jc w:val="both"/>
       </w:pPr>
-      <w:r>
-        <w:t>getAllProduits() :</w:t>
+      <w:proofErr w:type="spellStart"/>
+      <w:r>
+        <w:t>getAllProduits</w:t>
+      </w:r>
+      <w:proofErr w:type="spellEnd"/>
+      <w:r>
+        <w:t>() :</w:t>
       </w:r>
     </w:p>
     <w:p>
@@ -2719,8 +3490,13 @@
         <w:pStyle w:val="Titre4"/>
         <w:jc w:val="both"/>
       </w:pPr>
-      <w:r>
-        <w:t>getProduitById(Long id) :</w:t>
+      <w:proofErr w:type="spellStart"/>
+      <w:r>
+        <w:t>getProduitById</w:t>
+      </w:r>
+      <w:proofErr w:type="spellEnd"/>
+      <w:r>
+        <w:t>(Long id) :</w:t>
       </w:r>
     </w:p>
     <w:p>
@@ -2776,9 +3552,14 @@
         <w:pStyle w:val="Titre4"/>
         <w:jc w:val="both"/>
       </w:pPr>
+      <w:proofErr w:type="spellStart"/>
       <w:r>
         <w:lastRenderedPageBreak/>
-        <w:t>createProduit(Produit produit) :</w:t>
+        <w:t>createProduit</w:t>
+      </w:r>
+      <w:proofErr w:type="spellEnd"/>
+      <w:r>
+        <w:t>(Produit produit) :</w:t>
       </w:r>
     </w:p>
     <w:p>
@@ -2843,8 +3624,21 @@
         <w:pStyle w:val="Titre4"/>
         <w:jc w:val="both"/>
       </w:pPr>
-      <w:r>
-        <w:t>updateProduit(Long id, Produit updatedProduit) :</w:t>
+      <w:proofErr w:type="spellStart"/>
+      <w:r>
+        <w:t>updateProduit</w:t>
+      </w:r>
+      <w:proofErr w:type="spellEnd"/>
+      <w:r>
+        <w:t xml:space="preserve">(Long id, Produit </w:t>
+      </w:r>
+      <w:proofErr w:type="spellStart"/>
+      <w:r>
+        <w:t>updatedProduit</w:t>
+      </w:r>
+      <w:proofErr w:type="spellEnd"/>
+      <w:r>
+        <w:t>) :</w:t>
       </w:r>
     </w:p>
     <w:p>
@@ -2900,8 +3694,13 @@
         <w:pStyle w:val="Titre4"/>
         <w:jc w:val="both"/>
       </w:pPr>
-      <w:r>
-        <w:t>deleteProduit(Long id) :</w:t>
+      <w:proofErr w:type="spellStart"/>
+      <w:r>
+        <w:t>deleteProduit</w:t>
+      </w:r>
+      <w:proofErr w:type="spellEnd"/>
+      <w:r>
+        <w:t>(Long id) :</w:t>
       </w:r>
     </w:p>
     <w:p>
@@ -2957,8 +3756,13 @@
         <w:pStyle w:val="Titre3"/>
         <w:jc w:val="both"/>
       </w:pPr>
-      <w:r>
-        <w:t>ProduitService :</w:t>
+      <w:proofErr w:type="spellStart"/>
+      <w:r>
+        <w:t>ProduitService</w:t>
+      </w:r>
+      <w:proofErr w:type="spellEnd"/>
+      <w:r>
+        <w:t xml:space="preserve"> :</w:t>
       </w:r>
     </w:p>
     <w:p>
@@ -2974,12 +3778,21 @@
           <w:szCs w:val="22"/>
         </w:rPr>
       </w:pPr>
-      <w:r>
-        <w:rPr>
-          <w:color w:val="644030" w:themeColor="accent3" w:themeShade="BF"/>
-          <w:szCs w:val="22"/>
-        </w:rPr>
-        <w:t>getAllProduits() : Récupère tous les produits de la base de données.</w:t>
+      <w:proofErr w:type="spellStart"/>
+      <w:r>
+        <w:rPr>
+          <w:color w:val="644030" w:themeColor="accent3" w:themeShade="BF"/>
+          <w:szCs w:val="22"/>
+        </w:rPr>
+        <w:t>getAllProduits</w:t>
+      </w:r>
+      <w:proofErr w:type="spellEnd"/>
+      <w:r>
+        <w:rPr>
+          <w:color w:val="644030" w:themeColor="accent3" w:themeShade="BF"/>
+          <w:szCs w:val="22"/>
+        </w:rPr>
+        <w:t>() : Récupère tous les produits de la base de données.</w:t>
       </w:r>
     </w:p>
     <w:p>
@@ -2995,12 +3808,21 @@
           <w:szCs w:val="22"/>
         </w:rPr>
       </w:pPr>
-      <w:r>
-        <w:rPr>
-          <w:color w:val="644030" w:themeColor="accent3" w:themeShade="BF"/>
-          <w:szCs w:val="22"/>
-        </w:rPr>
-        <w:t>getProduitById(Long id) : Récupère un produit spécifique selon l'ID fourni.</w:t>
+      <w:proofErr w:type="spellStart"/>
+      <w:r>
+        <w:rPr>
+          <w:color w:val="644030" w:themeColor="accent3" w:themeShade="BF"/>
+          <w:szCs w:val="22"/>
+        </w:rPr>
+        <w:t>getProduitById</w:t>
+      </w:r>
+      <w:proofErr w:type="spellEnd"/>
+      <w:r>
+        <w:rPr>
+          <w:color w:val="644030" w:themeColor="accent3" w:themeShade="BF"/>
+          <w:szCs w:val="22"/>
+        </w:rPr>
+        <w:t>(Long id) : Récupère un produit spécifique selon l'ID fourni.</w:t>
       </w:r>
     </w:p>
     <w:p>
@@ -3016,12 +3838,21 @@
           <w:szCs w:val="22"/>
         </w:rPr>
       </w:pPr>
-      <w:r>
-        <w:rPr>
-          <w:color w:val="644030" w:themeColor="accent3" w:themeShade="BF"/>
-          <w:szCs w:val="22"/>
-        </w:rPr>
-        <w:t>saveProduit(Produit produit) : Sauvegarde un nouveau produit dans la base de données.</w:t>
+      <w:proofErr w:type="spellStart"/>
+      <w:r>
+        <w:rPr>
+          <w:color w:val="644030" w:themeColor="accent3" w:themeShade="BF"/>
+          <w:szCs w:val="22"/>
+        </w:rPr>
+        <w:t>saveProduit</w:t>
+      </w:r>
+      <w:proofErr w:type="spellEnd"/>
+      <w:r>
+        <w:rPr>
+          <w:color w:val="644030" w:themeColor="accent3" w:themeShade="BF"/>
+          <w:szCs w:val="22"/>
+        </w:rPr>
+        <w:t>(Produit produit) : Sauvegarde un nouveau produit dans la base de données.</w:t>
       </w:r>
     </w:p>
     <w:p>
@@ -3037,12 +3868,37 @@
           <w:szCs w:val="22"/>
         </w:rPr>
       </w:pPr>
-      <w:r>
-        <w:rPr>
-          <w:color w:val="644030" w:themeColor="accent3" w:themeShade="BF"/>
-          <w:szCs w:val="22"/>
-        </w:rPr>
-        <w:t>updateProduit(Long id, Produit updatedProduit) : Met à jour un produit existant avec les nouvelles informations.</w:t>
+      <w:proofErr w:type="spellStart"/>
+      <w:r>
+        <w:rPr>
+          <w:color w:val="644030" w:themeColor="accent3" w:themeShade="BF"/>
+          <w:szCs w:val="22"/>
+        </w:rPr>
+        <w:t>updateProduit</w:t>
+      </w:r>
+      <w:proofErr w:type="spellEnd"/>
+      <w:r>
+        <w:rPr>
+          <w:color w:val="644030" w:themeColor="accent3" w:themeShade="BF"/>
+          <w:szCs w:val="22"/>
+        </w:rPr>
+        <w:t xml:space="preserve">(Long id, Produit </w:t>
+      </w:r>
+      <w:proofErr w:type="spellStart"/>
+      <w:r>
+        <w:rPr>
+          <w:color w:val="644030" w:themeColor="accent3" w:themeShade="BF"/>
+          <w:szCs w:val="22"/>
+        </w:rPr>
+        <w:t>updatedProduit</w:t>
+      </w:r>
+      <w:proofErr w:type="spellEnd"/>
+      <w:r>
+        <w:rPr>
+          <w:color w:val="644030" w:themeColor="accent3" w:themeShade="BF"/>
+          <w:szCs w:val="22"/>
+        </w:rPr>
+        <w:t>) : Met à jour un produit existant avec les nouvelles informations.</w:t>
       </w:r>
     </w:p>
     <w:p>
@@ -3054,12 +3910,21 @@
         </w:numPr>
         <w:jc w:val="both"/>
       </w:pPr>
-      <w:r>
-        <w:rPr>
-          <w:color w:val="644030" w:themeColor="accent3" w:themeShade="BF"/>
-          <w:szCs w:val="22"/>
-        </w:rPr>
-        <w:t>deleteProduit(Long id) : Supprime un produit spécifique de la base de données en fonction de l'ID fourni.</w:t>
+      <w:proofErr w:type="spellStart"/>
+      <w:r>
+        <w:rPr>
+          <w:color w:val="644030" w:themeColor="accent3" w:themeShade="BF"/>
+          <w:szCs w:val="22"/>
+        </w:rPr>
+        <w:t>deleteProduit</w:t>
+      </w:r>
+      <w:proofErr w:type="spellEnd"/>
+      <w:r>
+        <w:rPr>
+          <w:color w:val="644030" w:themeColor="accent3" w:themeShade="BF"/>
+          <w:szCs w:val="22"/>
+        </w:rPr>
+        <w:t>(Long id) : Supprime un produit spécifique de la base de données en fonction de l'ID fourni.</w:t>
       </w:r>
     </w:p>
     <w:p>
@@ -3082,8 +3947,13 @@
         <w:pStyle w:val="Titre3"/>
         <w:jc w:val="both"/>
       </w:pPr>
-      <w:r>
-        <w:t>PromotionController :</w:t>
+      <w:proofErr w:type="spellStart"/>
+      <w:r>
+        <w:t>PromotionController</w:t>
+      </w:r>
+      <w:proofErr w:type="spellEnd"/>
+      <w:r>
+        <w:t xml:space="preserve"> :</w:t>
       </w:r>
     </w:p>
     <w:p>
@@ -3091,8 +3961,13 @@
         <w:pStyle w:val="Titre4"/>
         <w:jc w:val="both"/>
       </w:pPr>
-      <w:r>
-        <w:t>getAllPromotions() :</w:t>
+      <w:proofErr w:type="spellStart"/>
+      <w:r>
+        <w:t>getAllPromotions</w:t>
+      </w:r>
+      <w:proofErr w:type="spellEnd"/>
+      <w:r>
+        <w:t>() :</w:t>
       </w:r>
     </w:p>
     <w:p>
@@ -3124,8 +3999,13 @@
         <w:pStyle w:val="Titre4"/>
         <w:jc w:val="both"/>
       </w:pPr>
-      <w:r>
-        <w:t>getPromotionById(Long id) :</w:t>
+      <w:proofErr w:type="spellStart"/>
+      <w:r>
+        <w:t>getPromotionById</w:t>
+      </w:r>
+      <w:proofErr w:type="spellEnd"/>
+      <w:r>
+        <w:t>(Long id) :</w:t>
       </w:r>
     </w:p>
     <w:p>
@@ -3157,8 +4037,13 @@
         <w:pStyle w:val="Titre4"/>
         <w:jc w:val="both"/>
       </w:pPr>
-      <w:r>
-        <w:t>createPromotion(Promotion promotion) :</w:t>
+      <w:proofErr w:type="spellStart"/>
+      <w:r>
+        <w:t>createPromotion</w:t>
+      </w:r>
+      <w:proofErr w:type="spellEnd"/>
+      <w:r>
+        <w:t>(Promotion promotion) :</w:t>
       </w:r>
     </w:p>
     <w:p>
@@ -3190,8 +4075,21 @@
         <w:pStyle w:val="Titre4"/>
         <w:jc w:val="both"/>
       </w:pPr>
-      <w:r>
-        <w:t>updatePromotion(Long id, Promotion updatedPromotion) :</w:t>
+      <w:proofErr w:type="spellStart"/>
+      <w:r>
+        <w:t>updatePromotion</w:t>
+      </w:r>
+      <w:proofErr w:type="spellEnd"/>
+      <w:r>
+        <w:t xml:space="preserve">(Long id, Promotion </w:t>
+      </w:r>
+      <w:proofErr w:type="spellStart"/>
+      <w:r>
+        <w:t>updatedPromotion</w:t>
+      </w:r>
+      <w:proofErr w:type="spellEnd"/>
+      <w:r>
+        <w:t>) :</w:t>
       </w:r>
     </w:p>
     <w:p>
@@ -3223,8 +4121,13 @@
         <w:pStyle w:val="Titre4"/>
         <w:jc w:val="both"/>
       </w:pPr>
-      <w:r>
-        <w:t>deletePromotion(Long id) :</w:t>
+      <w:proofErr w:type="spellStart"/>
+      <w:r>
+        <w:t>deletePromotion</w:t>
+      </w:r>
+      <w:proofErr w:type="spellEnd"/>
+      <w:r>
+        <w:t>(Long id) :</w:t>
       </w:r>
     </w:p>
     <w:p>
@@ -3257,8 +4160,13 @@
         <w:pStyle w:val="Titre3"/>
         <w:jc w:val="both"/>
       </w:pPr>
-      <w:r>
-        <w:t>PromotionService :</w:t>
+      <w:proofErr w:type="spellStart"/>
+      <w:r>
+        <w:t>PromotionService</w:t>
+      </w:r>
+      <w:proofErr w:type="spellEnd"/>
+      <w:r>
+        <w:t xml:space="preserve"> :</w:t>
       </w:r>
     </w:p>
     <w:p>
@@ -3266,8 +4174,13 @@
         <w:pStyle w:val="Titre4"/>
         <w:jc w:val="both"/>
       </w:pPr>
-      <w:r>
-        <w:t>getAllPromotions() :</w:t>
+      <w:proofErr w:type="spellStart"/>
+      <w:r>
+        <w:t>getAllPromotions</w:t>
+      </w:r>
+      <w:proofErr w:type="spellEnd"/>
+      <w:r>
+        <w:t>() :</w:t>
       </w:r>
     </w:p>
     <w:p>
@@ -3291,8 +4204,13 @@
         <w:pStyle w:val="Titre4"/>
         <w:jc w:val="both"/>
       </w:pPr>
-      <w:r>
-        <w:t>getPromotionById(Long id) :</w:t>
+      <w:proofErr w:type="spellStart"/>
+      <w:r>
+        <w:t>getPromotionById</w:t>
+      </w:r>
+      <w:proofErr w:type="spellEnd"/>
+      <w:r>
+        <w:t>(Long id) :</w:t>
       </w:r>
     </w:p>
     <w:p>
@@ -3308,7 +4226,15 @@
         <w:jc w:val="both"/>
       </w:pPr>
       <w:r>
-        <w:t>Retourne un objet Promotion correspondant à cet ID, ou null si non trouvé.</w:t>
+        <w:t xml:space="preserve">Retourne un objet Promotion correspondant à cet ID, ou </w:t>
+      </w:r>
+      <w:proofErr w:type="spellStart"/>
+      <w:r>
+        <w:t>null</w:t>
+      </w:r>
+      <w:proofErr w:type="spellEnd"/>
+      <w:r>
+        <w:t xml:space="preserve"> si non trouvé.</w:t>
       </w:r>
     </w:p>
     <w:p>
@@ -3316,8 +4242,13 @@
         <w:pStyle w:val="Titre4"/>
         <w:jc w:val="both"/>
       </w:pPr>
-      <w:r>
-        <w:t>savePromotion(Promotion promotion) :</w:t>
+      <w:proofErr w:type="spellStart"/>
+      <w:r>
+        <w:t>savePromotion</w:t>
+      </w:r>
+      <w:proofErr w:type="spellEnd"/>
+      <w:r>
+        <w:t>(Promotion promotion) :</w:t>
       </w:r>
     </w:p>
     <w:p>
@@ -3341,8 +4272,21 @@
         <w:pStyle w:val="Titre4"/>
         <w:jc w:val="both"/>
       </w:pPr>
-      <w:r>
-        <w:t>updatePromotion(Long id, Promotion updatedPromotion) :</w:t>
+      <w:proofErr w:type="spellStart"/>
+      <w:r>
+        <w:t>updatePromotion</w:t>
+      </w:r>
+      <w:proofErr w:type="spellEnd"/>
+      <w:r>
+        <w:t xml:space="preserve">(Long id, Promotion </w:t>
+      </w:r>
+      <w:proofErr w:type="spellStart"/>
+      <w:r>
+        <w:t>updatedPromotion</w:t>
+      </w:r>
+      <w:proofErr w:type="spellEnd"/>
+      <w:r>
+        <w:t>) :</w:t>
       </w:r>
     </w:p>
     <w:p>
@@ -3358,7 +4302,15 @@
         <w:jc w:val="both"/>
       </w:pPr>
       <w:r>
-        <w:t>Retourne la promotion mise à jour ou null si elle n'existe pas.</w:t>
+        <w:t xml:space="preserve">Retourne la promotion mise à jour ou </w:t>
+      </w:r>
+      <w:proofErr w:type="spellStart"/>
+      <w:r>
+        <w:t>null</w:t>
+      </w:r>
+      <w:proofErr w:type="spellEnd"/>
+      <w:r>
+        <w:t xml:space="preserve"> si elle n'existe pas.</w:t>
       </w:r>
     </w:p>
     <w:p>
@@ -3366,8 +4318,13 @@
         <w:pStyle w:val="Titre4"/>
         <w:jc w:val="both"/>
       </w:pPr>
-      <w:r>
-        <w:t>deletePromotion(Long id) :</w:t>
+      <w:proofErr w:type="spellStart"/>
+      <w:r>
+        <w:t>deletePromotion</w:t>
+      </w:r>
+      <w:proofErr w:type="spellEnd"/>
+      <w:r>
+        <w:t>(Long id) :</w:t>
       </w:r>
     </w:p>
     <w:p>
@@ -3397,9 +4354,11 @@
         <w:pStyle w:val="Titre3"/>
         <w:jc w:val="both"/>
       </w:pPr>
+      <w:proofErr w:type="spellStart"/>
       <w:r>
         <w:t>UtilisateurController</w:t>
       </w:r>
+      <w:proofErr w:type="spellEnd"/>
       <w:r>
         <w:t xml:space="preserve"> :</w:t>
       </w:r>
@@ -3409,7 +4368,15 @@
         <w:jc w:val="both"/>
       </w:pPr>
       <w:r>
-        <w:t>Contient les endpoints REST pour gérer les utilisateurs. Voici un résumé des fonctionnalités et des vérifications pour chaque méthode :</w:t>
+        <w:t xml:space="preserve">Contient les </w:t>
+      </w:r>
+      <w:proofErr w:type="spellStart"/>
+      <w:r>
+        <w:t>endpoints</w:t>
+      </w:r>
+      <w:proofErr w:type="spellEnd"/>
+      <w:r>
+        <w:t xml:space="preserve"> REST pour gérer les utilisateurs. Voici un résumé des fonctionnalités et des vérifications pour chaque méthode :</w:t>
       </w:r>
     </w:p>
     <w:p>
@@ -3417,8 +4384,13 @@
         <w:pStyle w:val="Titre4"/>
         <w:jc w:val="both"/>
       </w:pPr>
-      <w:r>
-        <w:t>getAllUtilisateurs() :</w:t>
+      <w:proofErr w:type="spellStart"/>
+      <w:r>
+        <w:t>getAllUtilisateurs</w:t>
+      </w:r>
+      <w:proofErr w:type="spellEnd"/>
+      <w:r>
+        <w:t>() :</w:t>
       </w:r>
     </w:p>
     <w:p>
@@ -3450,8 +4422,13 @@
         <w:pStyle w:val="Titre4"/>
         <w:jc w:val="both"/>
       </w:pPr>
-      <w:r>
-        <w:t>getUtilisateurById(@PathVariable Long id) :</w:t>
+      <w:proofErr w:type="spellStart"/>
+      <w:r>
+        <w:t>getUtilisateurById</w:t>
+      </w:r>
+      <w:proofErr w:type="spellEnd"/>
+      <w:r>
+        <w:t>(@PathVariable Long id) :</w:t>
       </w:r>
     </w:p>
     <w:p>
@@ -3483,8 +4460,21 @@
         <w:pStyle w:val="Titre4"/>
         <w:jc w:val="both"/>
       </w:pPr>
-      <w:r>
-        <w:t>createUtilisateur(@RequestBody Utilisateur utilisateur) :</w:t>
+      <w:proofErr w:type="spellStart"/>
+      <w:r>
+        <w:t>createUtilisateur</w:t>
+      </w:r>
+      <w:proofErr w:type="spellEnd"/>
+      <w:r>
+        <w:t xml:space="preserve">(@RequestBody Utilisateur </w:t>
+      </w:r>
+      <w:proofErr w:type="spellStart"/>
+      <w:r>
+        <w:t>utilisateur</w:t>
+      </w:r>
+      <w:proofErr w:type="spellEnd"/>
+      <w:r>
+        <w:t>) :</w:t>
       </w:r>
     </w:p>
     <w:p>
@@ -3516,8 +4506,13 @@
         <w:pStyle w:val="Titre4"/>
         <w:jc w:val="both"/>
       </w:pPr>
-      <w:r>
-        <w:t>deleteUtilisateur(@PathVariable Long id) :</w:t>
+      <w:proofErr w:type="spellStart"/>
+      <w:r>
+        <w:t>deleteUtilisateur</w:t>
+      </w:r>
+      <w:proofErr w:type="spellEnd"/>
+      <w:r>
+        <w:t>(@PathVariable Long id) :</w:t>
       </w:r>
     </w:p>
     <w:p>
@@ -3549,8 +4544,13 @@
         <w:pStyle w:val="Titre3"/>
         <w:jc w:val="both"/>
       </w:pPr>
-      <w:r>
-        <w:t>UtilisateurService :</w:t>
+      <w:proofErr w:type="spellStart"/>
+      <w:r>
+        <w:t>UtilisateurService</w:t>
+      </w:r>
+      <w:proofErr w:type="spellEnd"/>
+      <w:r>
+        <w:t xml:space="preserve"> :</w:t>
       </w:r>
     </w:p>
     <w:p>
@@ -3562,9 +4562,14 @@
         </w:numPr>
         <w:jc w:val="both"/>
       </w:pPr>
+      <w:proofErr w:type="spellStart"/>
       <w:r>
         <w:lastRenderedPageBreak/>
-        <w:t>findAllUtilisateurs() : Récupère tous les utilisateurs de la base de données.</w:t>
+        <w:t>findAllUtilisateurs</w:t>
+      </w:r>
+      <w:proofErr w:type="spellEnd"/>
+      <w:r>
+        <w:t>() : Récupère tous les utilisateurs de la base de données.</w:t>
       </w:r>
     </w:p>
     <w:p>
@@ -3576,8 +4581,13 @@
         </w:numPr>
         <w:jc w:val="both"/>
       </w:pPr>
-      <w:r>
-        <w:t>findUtilisateurById(Long id) : Récupère un utilisateur spécifique par son ID.</w:t>
+      <w:proofErr w:type="spellStart"/>
+      <w:r>
+        <w:t>findUtilisateurById</w:t>
+      </w:r>
+      <w:proofErr w:type="spellEnd"/>
+      <w:r>
+        <w:t>(Long id) : Récupère un utilisateur spécifique par son ID.</w:t>
       </w:r>
     </w:p>
     <w:p>
@@ -3589,8 +4599,13 @@
         </w:numPr>
         <w:jc w:val="both"/>
       </w:pPr>
-      <w:r>
-        <w:t>saveUtilisateur(Utilisateur utilisateur) : Sauvegarde ou crée un nouvel utilisateur dans la base de données.</w:t>
+      <w:proofErr w:type="spellStart"/>
+      <w:r>
+        <w:t>saveUtilisateur</w:t>
+      </w:r>
+      <w:proofErr w:type="spellEnd"/>
+      <w:r>
+        <w:t>(Utilisateur utilisateur) : Sauvegarde ou crée un nouvel utilisateur dans la base de données.</w:t>
       </w:r>
     </w:p>
     <w:p>
@@ -3602,8 +4617,13 @@
         </w:numPr>
         <w:jc w:val="both"/>
       </w:pPr>
-      <w:r>
-        <w:t>deleteUtilisateur(Long id) : Supprime un utilisateur par son ID.</w:t>
+      <w:proofErr w:type="spellStart"/>
+      <w:r>
+        <w:t>deleteUtilisateur</w:t>
+      </w:r>
+      <w:proofErr w:type="spellEnd"/>
+      <w:r>
+        <w:t>(Long id) : Supprime un utilisateur par son ID.</w:t>
       </w:r>
     </w:p>
     <w:p>
@@ -3615,8 +4635,21 @@
         </w:numPr>
         <w:jc w:val="both"/>
       </w:pPr>
-      <w:r>
-        <w:t>updateUtilisateur(Long id, Utilisateur updatedUtilisateur) : Met à jour les informations d'un utilisateur.</w:t>
+      <w:proofErr w:type="spellStart"/>
+      <w:r>
+        <w:t>updateUtilisateur</w:t>
+      </w:r>
+      <w:proofErr w:type="spellEnd"/>
+      <w:r>
+        <w:t xml:space="preserve">(Long id, Utilisateur </w:t>
+      </w:r>
+      <w:proofErr w:type="spellStart"/>
+      <w:r>
+        <w:t>updatedUtilisateur</w:t>
+      </w:r>
+      <w:proofErr w:type="spellEnd"/>
+      <w:r>
+        <w:t>) : Met à jour les informations d'un utilisateur.</w:t>
       </w:r>
     </w:p>
     <w:p>
@@ -3648,7 +4681,31 @@
         <w:jc w:val="both"/>
       </w:pPr>
       <w:r>
-        <w:t>PS C:\Program Files\PostgreSQL\16\bin&gt; .\pg_dump.exe -U postgres -W --schema-only ShopConnect &gt; C:\Users\vince\dump.sql</w:t>
+        <w:t xml:space="preserve">PS C:\Program Files\PostgreSQL\16\bin&gt; .\pg_dump.exe -U </w:t>
+      </w:r>
+      <w:proofErr w:type="spellStart"/>
+      <w:r>
+        <w:t>postgres</w:t>
+      </w:r>
+      <w:proofErr w:type="spellEnd"/>
+      <w:r>
+        <w:t xml:space="preserve"> -W --</w:t>
+      </w:r>
+      <w:proofErr w:type="spellStart"/>
+      <w:r>
+        <w:t>schema-only</w:t>
+      </w:r>
+      <w:proofErr w:type="spellEnd"/>
+      <w:r>
+        <w:t xml:space="preserve"> </w:t>
+      </w:r>
+      <w:proofErr w:type="spellStart"/>
+      <w:r>
+        <w:t>ShopConnect</w:t>
+      </w:r>
+      <w:proofErr w:type="spellEnd"/>
+      <w:r>
+        <w:t xml:space="preserve"> &gt; C:\Users\vince\dump.sql</w:t>
       </w:r>
     </w:p>
     <w:p>
@@ -3666,6 +4723,81 @@
       <w:r>
         <w:t>PS C:\Program Files\PostgreSQL\16\bin&gt;</w:t>
       </w:r>
+    </w:p>
+    <w:p>
+      <w:pPr>
+        <w:jc w:val="both"/>
+      </w:pPr>
+    </w:p>
+    <w:p>
+      <w:pPr>
+        <w:jc w:val="both"/>
+      </w:pPr>
+    </w:p>
+    <w:p>
+      <w:pPr>
+        <w:jc w:val="both"/>
+      </w:pPr>
+    </w:p>
+    <w:p>
+      <w:pPr>
+        <w:jc w:val="both"/>
+      </w:pPr>
+    </w:p>
+    <w:p>
+      <w:pPr>
+        <w:pStyle w:val="Titre2"/>
+      </w:pPr>
+      <w:proofErr w:type="spellStart"/>
+      <w:r>
+        <w:t>Procedure</w:t>
+      </w:r>
+      <w:proofErr w:type="spellEnd"/>
+      <w:r>
+        <w:t xml:space="preserve"> </w:t>
+      </w:r>
+      <w:proofErr w:type="spellStart"/>
+      <w:r>
+        <w:t>bask</w:t>
+      </w:r>
+      <w:proofErr w:type="spellEnd"/>
+      <w:r>
+        <w:t xml:space="preserve"> pour lancer </w:t>
+      </w:r>
+      <w:proofErr w:type="spellStart"/>
+      <w:r>
+        <w:t>keycloak</w:t>
+      </w:r>
+      <w:proofErr w:type="spellEnd"/>
+      <w:r>
+        <w:t xml:space="preserve"> </w:t>
+      </w:r>
+    </w:p>
+    <w:p>
+      <w:pPr>
+        <w:jc w:val="both"/>
+      </w:pPr>
+    </w:p>
+    <w:p>
+      <w:pPr>
+        <w:jc w:val="both"/>
+      </w:pPr>
+      <w:r>
+        <w:t>C:\Users\vince&gt;cd C:\Users\vince\keycloak-26.0.0\bin</w:t>
+      </w:r>
+    </w:p>
+    <w:p>
+      <w:pPr>
+        <w:jc w:val="both"/>
+      </w:pPr>
+      <w:r>
+        <w:t>C:\Users\vince\keycloak-26.0.0\bin&gt;kc.bat start-dev</w:t>
+      </w:r>
+    </w:p>
+    <w:p>
+      <w:pPr>
+        <w:jc w:val="both"/>
+      </w:pPr>
     </w:p>
     <w:sectPr>
       <w:footerReference w:type="default" r:id="rId10"/>
@@ -8019,6 +9151,7 @@
   <w:style w:type="character" w:default="1" w:styleId="Policepardfaut">
     <w:name w:val="Default Paragraph Font"/>
     <w:uiPriority w:val="1"/>
+    <w:semiHidden/>
     <w:unhideWhenUsed/>
   </w:style>
   <w:style w:type="table" w:default="1" w:styleId="TableauNormal">
@@ -32503,26 +33636,6 @@
 </file>
 
 <file path=customXml/item2.xml><?xml version="1.0" encoding="utf-8"?>
-<p:properties xmlns:p="http://schemas.microsoft.com/office/2006/metadata/properties" xmlns:xsi="http://www.w3.org/2001/XMLSchema-instance" xmlns:pc="http://schemas.microsoft.com/office/infopath/2007/PartnerControls">
-  <documentManagement>
-    <_ip_UnifiedCompliancePolicyUIAction xmlns="http://schemas.microsoft.com/sharepoint/v3" xsi:nil="true"/>
-    <Image xmlns="71af3243-3dd4-4a8d-8c0d-dd76da1f02a5">
-      <Url xsi:nil="true"/>
-      <Description xsi:nil="true"/>
-    </Image>
-    <Status xmlns="71af3243-3dd4-4a8d-8c0d-dd76da1f02a5">Not started</Status>
-    <Background xmlns="71af3243-3dd4-4a8d-8c0d-dd76da1f02a5">false</Background>
-    <_ip_UnifiedCompliancePolicyProperties xmlns="http://schemas.microsoft.com/sharepoint/v3" xsi:nil="true"/>
-    <ImageTagsTaxHTField xmlns="71af3243-3dd4-4a8d-8c0d-dd76da1f02a5">
-      <Terms xmlns="http://schemas.microsoft.com/office/infopath/2007/PartnerControls"/>
-    </ImageTagsTaxHTField>
-    <TaxCatchAll xmlns="230e9df3-be65-4c73-a93b-d1236ebd677e" xsi:nil="true"/>
-    <MediaServiceKeyPoints xmlns="71af3243-3dd4-4a8d-8c0d-dd76da1f02a5" xsi:nil="true"/>
-  </documentManagement>
-</p:properties>
-</file>
-
-<file path=customXml/item3.xml><?xml version="1.0" encoding="utf-8"?>
 <ct:contentTypeSchema xmlns:ct="http://schemas.microsoft.com/office/2006/metadata/contentType" xmlns:ma="http://schemas.microsoft.com/office/2006/metadata/properties/metaAttributes" ct:_="" ma:_="" ma:contentTypeName="Document" ma:contentTypeID="0x01010079F111ED35F8CC479449609E8A0923A6" ma:contentTypeVersion="24" ma:contentTypeDescription="Create a new document." ma:contentTypeScope="" ma:versionID="2d714a3296df14eba7a100bb665443ca">
   <xsd:schema xmlns:xsd="http://www.w3.org/2001/XMLSchema" xmlns:xs="http://www.w3.org/2001/XMLSchema" xmlns:p="http://schemas.microsoft.com/office/2006/metadata/properties" xmlns:ns1="http://schemas.microsoft.com/sharepoint/v3" xmlns:ns2="71af3243-3dd4-4a8d-8c0d-dd76da1f02a5" xmlns:ns3="16c05727-aa75-4e4a-9b5f-8a80a1165891" xmlns:ns4="230e9df3-be65-4c73-a93b-d1236ebd677e" targetNamespace="http://schemas.microsoft.com/office/2006/metadata/properties" ma:root="true" ma:fieldsID="49549bf45bfbbfb6cffed527380e77e1" ns1:_="" ns2:_="" ns3:_="" ns4:_="">
     <xsd:import namespace="http://schemas.microsoft.com/sharepoint/v3"/>
@@ -32810,6 +33923,26 @@
 </ct:contentTypeSchema>
 </file>
 
+<file path=customXml/item3.xml><?xml version="1.0" encoding="utf-8"?>
+<p:properties xmlns:p="http://schemas.microsoft.com/office/2006/metadata/properties" xmlns:xsi="http://www.w3.org/2001/XMLSchema-instance" xmlns:pc="http://schemas.microsoft.com/office/infopath/2007/PartnerControls">
+  <documentManagement>
+    <_ip_UnifiedCompliancePolicyUIAction xmlns="http://schemas.microsoft.com/sharepoint/v3" xsi:nil="true"/>
+    <Image xmlns="71af3243-3dd4-4a8d-8c0d-dd76da1f02a5">
+      <Url xsi:nil="true"/>
+      <Description xsi:nil="true"/>
+    </Image>
+    <Status xmlns="71af3243-3dd4-4a8d-8c0d-dd76da1f02a5">Not started</Status>
+    <Background xmlns="71af3243-3dd4-4a8d-8c0d-dd76da1f02a5">false</Background>
+    <_ip_UnifiedCompliancePolicyProperties xmlns="http://schemas.microsoft.com/sharepoint/v3" xsi:nil="true"/>
+    <ImageTagsTaxHTField xmlns="71af3243-3dd4-4a8d-8c0d-dd76da1f02a5">
+      <Terms xmlns="http://schemas.microsoft.com/office/infopath/2007/PartnerControls"/>
+    </ImageTagsTaxHTField>
+    <TaxCatchAll xmlns="230e9df3-be65-4c73-a93b-d1236ebd677e" xsi:nil="true"/>
+    <MediaServiceKeyPoints xmlns="71af3243-3dd4-4a8d-8c0d-dd76da1f02a5" xsi:nil="true"/>
+  </documentManagement>
+</p:properties>
+</file>
+
 <file path=customXml/itemProps1.xml><?xml version="1.0" encoding="utf-8"?>
 <ds:datastoreItem xmlns:ds="http://schemas.openxmlformats.org/officeDocument/2006/customXml" ds:itemID="{2F086410-FAE5-46E1-9CB0-7F0B44342972}">
   <ds:schemaRefs>
@@ -32819,18 +33952,6 @@
 </file>
 
 <file path=customXml/itemProps2.xml><?xml version="1.0" encoding="utf-8"?>
-<ds:datastoreItem xmlns:ds="http://schemas.openxmlformats.org/officeDocument/2006/customXml" ds:itemID="{EF4CB403-43D3-4084-BAD4-497D9897173A}">
-  <ds:schemaRefs>
-    <ds:schemaRef ds:uri="http://schemas.microsoft.com/office/2006/metadata/properties"/>
-    <ds:schemaRef ds:uri="http://schemas.microsoft.com/office/infopath/2007/PartnerControls"/>
-    <ds:schemaRef ds:uri="http://schemas.microsoft.com/sharepoint/v3"/>
-    <ds:schemaRef ds:uri="71af3243-3dd4-4a8d-8c0d-dd76da1f02a5"/>
-    <ds:schemaRef ds:uri="230e9df3-be65-4c73-a93b-d1236ebd677e"/>
-  </ds:schemaRefs>
-</ds:datastoreItem>
-</file>
-
-<file path=customXml/itemProps3.xml><?xml version="1.0" encoding="utf-8"?>
 <ds:datastoreItem xmlns:ds="http://schemas.openxmlformats.org/officeDocument/2006/customXml" ds:itemID="{CAED09CB-92A0-414F-B35F-F9C2F2F107A1}">
   <ds:schemaRefs>
     <ds:schemaRef ds:uri="http://schemas.microsoft.com/office/2006/metadata/contentType"/>
@@ -32849,4 +33970,16 @@
     <ds:schemaRef ds:uri="http://schemas.microsoft.com/internal/obd"/>
   </ds:schemaRefs>
 </ds:datastoreItem>
+</file>
+
+<file path=customXml/itemProps3.xml><?xml version="1.0" encoding="utf-8"?>
+<ds:datastoreItem xmlns:ds="http://schemas.openxmlformats.org/officeDocument/2006/customXml" ds:itemID="{EF4CB403-43D3-4084-BAD4-497D9897173A}">
+  <ds:schemaRefs>
+    <ds:schemaRef ds:uri="http://schemas.microsoft.com/office/2006/metadata/properties"/>
+    <ds:schemaRef ds:uri="http://schemas.microsoft.com/office/infopath/2007/PartnerControls"/>
+    <ds:schemaRef ds:uri="http://schemas.microsoft.com/sharepoint/v3"/>
+    <ds:schemaRef ds:uri="71af3243-3dd4-4a8d-8c0d-dd76da1f02a5"/>
+    <ds:schemaRef ds:uri="230e9df3-be65-4c73-a93b-d1236ebd677e"/>
+  </ds:schemaRefs>
+</ds:datastoreItem>
 </file>